--- a/output/王德峰老师公开讲座_赞助方案_对外商务版.docx
+++ b/output/王德峰老师公开讲座_赞助方案_对外商务版.docx
@@ -524,7 +524,7 @@
           <w:color w:val="333333"/>
           <w:sz w:val="22"/>
         </w:rPr>
-        <w:t>企业随讲座出现在同一批听众面前，时间集中在一个上午。适合做品牌露面、客户同行和负责人出席，不适合做展销或课程招生。</w:t>
+        <w:t>企业随讲座出现在同一批听众面前，时间集中在一个上午。适合负责人出席、邀请客户同行，以及让品牌在报名页和现场被看到。现场不设展位，也不做产品推介。</w:t>
       </w:r>
     </w:p>
     <w:p>
@@ -538,7 +538,492 @@
           <w:color w:val="1A3A5C"/>
           <w:sz w:val="32"/>
         </w:rPr>
-        <w:t>二、三档赞助</w:t>
+        <w:t>二、上午议程</w:t>
+      </w:r>
+    </w:p>
+    <w:tbl>
+      <w:tblPr>
+        <w:tblStyle w:val="TableGrid"/>
+        <w:tblW w:type="dxa" w:w="9298"/>
+        <w:jc w:val="center"/>
+        <w:tblLayout w:type="fixed"/>
+        <w:tblLook w:firstColumn="1" w:firstRow="1" w:lastColumn="0" w:lastRow="0" w:noHBand="0" w:noVBand="1" w:val="04A0"/>
+      </w:tblPr>
+      <w:tblGrid>
+        <w:gridCol w:w="3099"/>
+        <w:gridCol w:w="3099"/>
+        <w:gridCol w:w="3099"/>
+      </w:tblGrid>
+      <w:tr>
+        <w:trPr>
+          <w:cantSplit/>
+        </w:trPr>
+        <w:tc>
+          <w:tcPr>
+            <w:tcW w:type="dxa" w:w="1871"/>
+            <w:shd w:val="clear" w:color="auto" w:fill="1A3A5C"/>
+            <w:vAlign w:val="center"/>
+          </w:tcPr>
+          <w:p>
+            <w:pPr>
+              <w:spacing w:before="80" w:after="80" w:line="276" w:lineRule="auto"/>
+              <w:jc w:val="center"/>
+            </w:pPr>
+            <w:r/>
+            <w:r>
+              <w:rPr>
+                <w:rFonts w:ascii="微软雅黑" w:hAnsi="微软雅黑" w:eastAsia="微软雅黑"/>
+                <w:b/>
+                <w:color w:val="FFFFFF"/>
+                <w:sz w:val="20"/>
+              </w:rPr>
+              <w:t>时间</w:t>
+            </w:r>
+          </w:p>
+        </w:tc>
+        <w:tc>
+          <w:tcPr>
+            <w:tcW w:type="dxa" w:w="1814"/>
+            <w:shd w:val="clear" w:color="auto" w:fill="1A3A5C"/>
+            <w:vAlign w:val="center"/>
+          </w:tcPr>
+          <w:p>
+            <w:pPr>
+              <w:spacing w:before="80" w:after="80" w:line="276" w:lineRule="auto"/>
+              <w:jc w:val="center"/>
+            </w:pPr>
+            <w:r/>
+            <w:r>
+              <w:rPr>
+                <w:rFonts w:ascii="微软雅黑" w:hAnsi="微软雅黑" w:eastAsia="微软雅黑"/>
+                <w:b/>
+                <w:color w:val="FFFFFF"/>
+                <w:sz w:val="20"/>
+              </w:rPr>
+              <w:t>环节</w:t>
+            </w:r>
+          </w:p>
+        </w:tc>
+        <w:tc>
+          <w:tcPr>
+            <w:tcW w:type="dxa" w:w="5613"/>
+            <w:shd w:val="clear" w:color="auto" w:fill="1A3A5C"/>
+            <w:vAlign w:val="center"/>
+          </w:tcPr>
+          <w:p>
+            <w:pPr>
+              <w:spacing w:before="80" w:after="80" w:line="276" w:lineRule="auto"/>
+              <w:jc w:val="center"/>
+            </w:pPr>
+            <w:r/>
+            <w:r>
+              <w:rPr>
+                <w:rFonts w:ascii="微软雅黑" w:hAnsi="微软雅黑" w:eastAsia="微软雅黑"/>
+                <w:b/>
+                <w:color w:val="FFFFFF"/>
+                <w:sz w:val="20"/>
+              </w:rPr>
+              <w:t>赞助企业在场的方式</w:t>
+            </w:r>
+          </w:p>
+        </w:tc>
+      </w:tr>
+      <w:tr>
+        <w:trPr>
+          <w:cantSplit/>
+        </w:trPr>
+        <w:tc>
+          <w:tcPr>
+            <w:tcW w:type="dxa" w:w="1871"/>
+            <w:shd w:val="clear" w:color="auto" w:fill="FFFFFF"/>
+            <w:vAlign w:val="center"/>
+          </w:tcPr>
+          <w:p>
+            <w:pPr>
+              <w:spacing w:before="80" w:after="80" w:line="276" w:lineRule="auto"/>
+              <w:jc w:val="left"/>
+            </w:pPr>
+            <w:r/>
+            <w:r>
+              <w:rPr>
+                <w:rFonts w:ascii="微软雅黑" w:hAnsi="微软雅黑" w:eastAsia="微软雅黑"/>
+                <w:b/>
+                <w:color w:val="333333"/>
+                <w:sz w:val="20"/>
+              </w:rPr>
+              <w:t>08:30–09:00</w:t>
+            </w:r>
+          </w:p>
+        </w:tc>
+        <w:tc>
+          <w:tcPr>
+            <w:tcW w:type="dxa" w:w="1814"/>
+            <w:shd w:val="clear" w:color="auto" w:fill="FFFFFF"/>
+            <w:vAlign w:val="center"/>
+          </w:tcPr>
+          <w:p>
+            <w:pPr>
+              <w:spacing w:before="80" w:after="80" w:line="276" w:lineRule="auto"/>
+              <w:jc w:val="center"/>
+            </w:pPr>
+            <w:r/>
+            <w:r>
+              <w:rPr>
+                <w:rFonts w:ascii="微软雅黑" w:hAnsi="微软雅黑" w:eastAsia="微软雅黑"/>
+                <w:b w:val="0"/>
+                <w:color w:val="333333"/>
+                <w:sz w:val="20"/>
+              </w:rPr>
+              <w:t>入场签到</w:t>
+            </w:r>
+          </w:p>
+        </w:tc>
+        <w:tc>
+          <w:tcPr>
+            <w:tcW w:type="dxa" w:w="5613"/>
+            <w:shd w:val="clear" w:color="auto" w:fill="FFFFFF"/>
+            <w:vAlign w:val="center"/>
+          </w:tcPr>
+          <w:p>
+            <w:pPr>
+              <w:spacing w:before="80" w:after="80" w:line="276" w:lineRule="auto"/>
+              <w:jc w:val="center"/>
+            </w:pPr>
+            <w:r/>
+            <w:r>
+              <w:rPr>
+                <w:rFonts w:ascii="微软雅黑" w:hAnsi="微软雅黑" w:eastAsia="微软雅黑"/>
+                <w:b w:val="0"/>
+                <w:color w:val="333333"/>
+                <w:sz w:val="20"/>
+              </w:rPr>
+              <w:t>听众看到背景板和报名页上的标识。首席支持可在签到处放一份资料</w:t>
+            </w:r>
+          </w:p>
+        </w:tc>
+      </w:tr>
+      <w:tr>
+        <w:trPr>
+          <w:cantSplit/>
+        </w:trPr>
+        <w:tc>
+          <w:tcPr>
+            <w:tcW w:type="dxa" w:w="1871"/>
+            <w:shd w:val="clear" w:color="auto" w:fill="F5F7FA"/>
+            <w:vAlign w:val="center"/>
+          </w:tcPr>
+          <w:p>
+            <w:pPr>
+              <w:spacing w:before="80" w:after="80" w:line="276" w:lineRule="auto"/>
+              <w:jc w:val="left"/>
+            </w:pPr>
+            <w:r/>
+            <w:r>
+              <w:rPr>
+                <w:rFonts w:ascii="微软雅黑" w:hAnsi="微软雅黑" w:eastAsia="微软雅黑"/>
+                <w:b/>
+                <w:color w:val="333333"/>
+                <w:sz w:val="20"/>
+              </w:rPr>
+              <w:t>09:00–09:10</w:t>
+            </w:r>
+          </w:p>
+        </w:tc>
+        <w:tc>
+          <w:tcPr>
+            <w:tcW w:type="dxa" w:w="1814"/>
+            <w:shd w:val="clear" w:color="auto" w:fill="F5F7FA"/>
+            <w:vAlign w:val="center"/>
+          </w:tcPr>
+          <w:p>
+            <w:pPr>
+              <w:spacing w:before="80" w:after="80" w:line="276" w:lineRule="auto"/>
+              <w:jc w:val="center"/>
+            </w:pPr>
+            <w:r/>
+            <w:r>
+              <w:rPr>
+                <w:rFonts w:ascii="微软雅黑" w:hAnsi="微软雅黑" w:eastAsia="微软雅黑"/>
+                <w:b w:val="0"/>
+                <w:color w:val="333333"/>
+                <w:sz w:val="20"/>
+              </w:rPr>
+              <w:t>开场</w:t>
+            </w:r>
+          </w:p>
+        </w:tc>
+        <w:tc>
+          <w:tcPr>
+            <w:tcW w:type="dxa" w:w="5613"/>
+            <w:shd w:val="clear" w:color="auto" w:fill="F5F7FA"/>
+            <w:vAlign w:val="center"/>
+          </w:tcPr>
+          <w:p>
+            <w:pPr>
+              <w:spacing w:before="80" w:after="80" w:line="276" w:lineRule="auto"/>
+              <w:jc w:val="center"/>
+            </w:pPr>
+            <w:r/>
+            <w:r>
+              <w:rPr>
+                <w:rFonts w:ascii="微软雅黑" w:hAnsi="微软雅黑" w:eastAsia="微软雅黑"/>
+                <w:b w:val="0"/>
+                <w:color w:val="333333"/>
+                <w:sz w:val="20"/>
+              </w:rPr>
+              <w:t>主持人鸣谢。首席支持可做不超过 60 秒的致辞</w:t>
+            </w:r>
+          </w:p>
+        </w:tc>
+      </w:tr>
+      <w:tr>
+        <w:trPr>
+          <w:cantSplit/>
+        </w:trPr>
+        <w:tc>
+          <w:tcPr>
+            <w:tcW w:type="dxa" w:w="1871"/>
+            <w:shd w:val="clear" w:color="auto" w:fill="FFFFFF"/>
+            <w:vAlign w:val="center"/>
+          </w:tcPr>
+          <w:p>
+            <w:pPr>
+              <w:spacing w:before="80" w:after="80" w:line="276" w:lineRule="auto"/>
+              <w:jc w:val="left"/>
+            </w:pPr>
+            <w:r/>
+            <w:r>
+              <w:rPr>
+                <w:rFonts w:ascii="微软雅黑" w:hAnsi="微软雅黑" w:eastAsia="微软雅黑"/>
+                <w:b/>
+                <w:color w:val="333333"/>
+                <w:sz w:val="20"/>
+              </w:rPr>
+              <w:t>09:10–10:40</w:t>
+            </w:r>
+          </w:p>
+        </w:tc>
+        <w:tc>
+          <w:tcPr>
+            <w:tcW w:type="dxa" w:w="1814"/>
+            <w:shd w:val="clear" w:color="auto" w:fill="FFFFFF"/>
+            <w:vAlign w:val="center"/>
+          </w:tcPr>
+          <w:p>
+            <w:pPr>
+              <w:spacing w:before="80" w:after="80" w:line="276" w:lineRule="auto"/>
+              <w:jc w:val="center"/>
+            </w:pPr>
+            <w:r/>
+            <w:r>
+              <w:rPr>
+                <w:rFonts w:ascii="微软雅黑" w:hAnsi="微软雅黑" w:eastAsia="微软雅黑"/>
+                <w:b w:val="0"/>
+                <w:color w:val="333333"/>
+                <w:sz w:val="20"/>
+              </w:rPr>
+              <w:t>公开讲座</w:t>
+            </w:r>
+          </w:p>
+        </w:tc>
+        <w:tc>
+          <w:tcPr>
+            <w:tcW w:type="dxa" w:w="5613"/>
+            <w:shd w:val="clear" w:color="auto" w:fill="FFFFFF"/>
+            <w:vAlign w:val="center"/>
+          </w:tcPr>
+          <w:p>
+            <w:pPr>
+              <w:spacing w:before="80" w:after="80" w:line="276" w:lineRule="auto"/>
+              <w:jc w:val="center"/>
+            </w:pPr>
+            <w:r/>
+            <w:r>
+              <w:rPr>
+                <w:rFonts w:ascii="微软雅黑" w:hAnsi="微软雅黑" w:eastAsia="微软雅黑"/>
+                <w:b w:val="0"/>
+                <w:color w:val="333333"/>
+                <w:sz w:val="20"/>
+              </w:rPr>
+              <w:t>王德峰老师主讲。此段不插播企业内容</w:t>
+            </w:r>
+          </w:p>
+        </w:tc>
+      </w:tr>
+      <w:tr>
+        <w:trPr>
+          <w:cantSplit/>
+        </w:trPr>
+        <w:tc>
+          <w:tcPr>
+            <w:tcW w:type="dxa" w:w="1871"/>
+            <w:shd w:val="clear" w:color="auto" w:fill="F5F7FA"/>
+            <w:vAlign w:val="center"/>
+          </w:tcPr>
+          <w:p>
+            <w:pPr>
+              <w:spacing w:before="80" w:after="80" w:line="276" w:lineRule="auto"/>
+              <w:jc w:val="left"/>
+            </w:pPr>
+            <w:r/>
+            <w:r>
+              <w:rPr>
+                <w:rFonts w:ascii="微软雅黑" w:hAnsi="微软雅黑" w:eastAsia="微软雅黑"/>
+                <w:b/>
+                <w:color w:val="333333"/>
+                <w:sz w:val="20"/>
+              </w:rPr>
+              <w:t>10:40–11:20</w:t>
+            </w:r>
+          </w:p>
+        </w:tc>
+        <w:tc>
+          <w:tcPr>
+            <w:tcW w:type="dxa" w:w="1814"/>
+            <w:shd w:val="clear" w:color="auto" w:fill="F5F7FA"/>
+            <w:vAlign w:val="center"/>
+          </w:tcPr>
+          <w:p>
+            <w:pPr>
+              <w:spacing w:before="80" w:after="80" w:line="276" w:lineRule="auto"/>
+              <w:jc w:val="center"/>
+            </w:pPr>
+            <w:r/>
+            <w:r>
+              <w:rPr>
+                <w:rFonts w:ascii="微软雅黑" w:hAnsi="微软雅黑" w:eastAsia="微软雅黑"/>
+                <w:b w:val="0"/>
+                <w:color w:val="333333"/>
+                <w:sz w:val="20"/>
+              </w:rPr>
+              <w:t>现场交流</w:t>
+            </w:r>
+          </w:p>
+        </w:tc>
+        <w:tc>
+          <w:tcPr>
+            <w:tcW w:type="dxa" w:w="5613"/>
+            <w:shd w:val="clear" w:color="auto" w:fill="F5F7FA"/>
+            <w:vAlign w:val="center"/>
+          </w:tcPr>
+          <w:p>
+            <w:pPr>
+              <w:spacing w:before="80" w:after="80" w:line="276" w:lineRule="auto"/>
+              <w:jc w:val="center"/>
+            </w:pPr>
+            <w:r/>
+            <w:r>
+              <w:rPr>
+                <w:rFonts w:ascii="微软雅黑" w:hAnsi="微软雅黑" w:eastAsia="微软雅黑"/>
+                <w:b w:val="0"/>
+                <w:color w:val="333333"/>
+                <w:sz w:val="20"/>
+              </w:rPr>
+              <w:t>听众提问。赞助席位按票档就座，不单独设置提问权</w:t>
+            </w:r>
+          </w:p>
+        </w:tc>
+      </w:tr>
+      <w:tr>
+        <w:trPr>
+          <w:cantSplit/>
+        </w:trPr>
+        <w:tc>
+          <w:tcPr>
+            <w:tcW w:type="dxa" w:w="1871"/>
+            <w:shd w:val="clear" w:color="auto" w:fill="FFFFFF"/>
+            <w:vAlign w:val="center"/>
+          </w:tcPr>
+          <w:p>
+            <w:pPr>
+              <w:spacing w:before="80" w:after="80" w:line="276" w:lineRule="auto"/>
+              <w:jc w:val="left"/>
+            </w:pPr>
+            <w:r/>
+            <w:r>
+              <w:rPr>
+                <w:rFonts w:ascii="微软雅黑" w:hAnsi="微软雅黑" w:eastAsia="微软雅黑"/>
+                <w:b/>
+                <w:color w:val="333333"/>
+                <w:sz w:val="20"/>
+              </w:rPr>
+              <w:t>11:20–12:00</w:t>
+            </w:r>
+          </w:p>
+        </w:tc>
+        <w:tc>
+          <w:tcPr>
+            <w:tcW w:type="dxa" w:w="1814"/>
+            <w:shd w:val="clear" w:color="auto" w:fill="FFFFFF"/>
+            <w:vAlign w:val="center"/>
+          </w:tcPr>
+          <w:p>
+            <w:pPr>
+              <w:spacing w:before="80" w:after="80" w:line="276" w:lineRule="auto"/>
+              <w:jc w:val="center"/>
+            </w:pPr>
+            <w:r/>
+            <w:r>
+              <w:rPr>
+                <w:rFonts w:ascii="微软雅黑" w:hAnsi="微软雅黑" w:eastAsia="微软雅黑"/>
+                <w:b w:val="0"/>
+                <w:color w:val="333333"/>
+                <w:sz w:val="20"/>
+              </w:rPr>
+              <w:t>签书与合影</w:t>
+            </w:r>
+          </w:p>
+        </w:tc>
+        <w:tc>
+          <w:tcPr>
+            <w:tcW w:type="dxa" w:w="5613"/>
+            <w:shd w:val="clear" w:color="auto" w:fill="FFFFFF"/>
+            <w:vAlign w:val="center"/>
+          </w:tcPr>
+          <w:p>
+            <w:pPr>
+              <w:spacing w:before="80" w:after="80" w:line="276" w:lineRule="auto"/>
+              <w:jc w:val="center"/>
+            </w:pPr>
+            <w:r/>
+            <w:r>
+              <w:rPr>
+                <w:rFonts w:ascii="微软雅黑" w:hAnsi="微软雅黑" w:eastAsia="微软雅黑"/>
+                <w:b w:val="0"/>
+                <w:color w:val="333333"/>
+                <w:sz w:val="20"/>
+              </w:rPr>
+              <w:t>前排票听众签书或签名。赞助企业使用现场照片，不使用授课画面</w:t>
+            </w:r>
+          </w:p>
+        </w:tc>
+      </w:tr>
+    </w:tbl>
+    <w:p>
+      <w:pPr>
+        <w:spacing w:before="0" w:after="160" w:line="324" w:lineRule="auto"/>
+      </w:pPr>
+      <w:r>
+        <w:rPr>
+          <w:rFonts w:ascii="微软雅黑" w:hAnsi="微软雅黑" w:eastAsia="微软雅黑"/>
+          <w:b w:val="0"/>
+          <w:color w:val="333333"/>
+          <w:sz w:val="12"/>
+        </w:rPr>
+      </w:r>
+    </w:p>
+    <w:p>
+      <w:pPr>
+        <w:spacing w:before="320" w:after="160" w:line="324" w:lineRule="auto"/>
+      </w:pPr>
+      <w:r>
+        <w:rPr>
+          <w:rFonts w:ascii="微软雅黑" w:hAnsi="微软雅黑" w:eastAsia="微软雅黑"/>
+          <w:b/>
+          <w:color w:val="1A3A5C"/>
+          <w:sz w:val="32"/>
+        </w:rPr>
+        <w:t>三、三档赞助</w:t>
       </w:r>
     </w:p>
     <w:p>
@@ -1250,7 +1735,7 @@
           <w:color w:val="1A3A5C"/>
           <w:sz w:val="32"/>
         </w:rPr>
-        <w:t>三、权益对照</w:t>
+        <w:t>四、权益对照</w:t>
       </w:r>
     </w:p>
     <w:tbl>
@@ -2276,7 +2761,7 @@
           <w:color w:val="1A3A5C"/>
           <w:sz w:val="32"/>
         </w:rPr>
-        <w:t>四、现场怎么出现</w:t>
+        <w:t>五、现场怎么出现</w:t>
       </w:r>
     </w:p>
     <w:tbl>
@@ -2724,7 +3209,7 @@
           <w:color w:val="1A3A5C"/>
           <w:sz w:val="32"/>
         </w:rPr>
-        <w:t>五、不包含的内容</w:t>
+        <w:t>六、不包含的内容</w:t>
       </w:r>
     </w:p>
     <w:p>
@@ -2813,7 +3298,7 @@
           <w:color w:val="1A3A5C"/>
           <w:sz w:val="32"/>
         </w:rPr>
-        <w:t>六、时间</w:t>
+        <w:t>七、时间</w:t>
       </w:r>
     </w:p>
     <w:tbl>
@@ -3173,7 +3658,7 @@
           <w:color w:val="1A3A5C"/>
           <w:sz w:val="32"/>
         </w:rPr>
-        <w:t>七、确认</w:t>
+        <w:t>八、企业确认</w:t>
       </w:r>
     </w:p>
     <w:p>
@@ -3188,7 +3673,7 @@
           <w:color w:val="333333"/>
           <w:sz w:val="22"/>
         </w:rPr>
-        <w:t>企业回复档位、名称和标识文件后，主办方发出确认函。确认函载明金额、权益、付款账户和门票名单截止日期。双方盖章或授权人书面回复后生效。</w:t>
+        <w:t>企业勾选一档，填好后回传。主办方据此发出确认函，写明金额、权益和门票名单的提交日期。授权人书面回复或盖章后生效。付款账户在确认函中告知。</w:t>
       </w:r>
     </w:p>
     <w:tbl>
@@ -3209,7 +3694,7 @@
         </w:trPr>
         <w:tc>
           <w:tcPr>
-            <w:tcW w:type="dxa" w:w="2268"/>
+            <w:tcW w:type="dxa" w:w="2041"/>
             <w:shd w:val="clear" w:color="auto" w:fill="1A3A5C"/>
             <w:vAlign w:val="center"/>
           </w:tcPr>
@@ -3232,7 +3717,7 @@
         </w:tc>
         <w:tc>
           <w:tcPr>
-            <w:tcW w:type="dxa" w:w="7030"/>
+            <w:tcW w:type="dxa" w:w="7257"/>
             <w:shd w:val="clear" w:color="auto" w:fill="1A3A5C"/>
             <w:vAlign w:val="center"/>
           </w:tcPr>
@@ -3249,7 +3734,7 @@
                 <w:color w:val="FFFFFF"/>
                 <w:sz w:val="20"/>
               </w:rPr>
-              <w:t>填写</w:t>
+              <w:t>企业填写</w:t>
             </w:r>
           </w:p>
         </w:tc>
@@ -3260,7 +3745,7 @@
         </w:trPr>
         <w:tc>
           <w:tcPr>
-            <w:tcW w:type="dxa" w:w="2268"/>
+            <w:tcW w:type="dxa" w:w="2041"/>
             <w:shd w:val="clear" w:color="auto" w:fill="FFFFFF"/>
             <w:vAlign w:val="center"/>
           </w:tcPr>
@@ -3277,13 +3762,13 @@
                 <w:color w:val="333333"/>
                 <w:sz w:val="20"/>
               </w:rPr>
-              <w:t>主办</w:t>
+              <w:t>公司名称</w:t>
             </w:r>
           </w:p>
         </w:tc>
         <w:tc>
           <w:tcPr>
-            <w:tcW w:type="dxa" w:w="7030"/>
+            <w:tcW w:type="dxa" w:w="7257"/>
             <w:shd w:val="clear" w:color="auto" w:fill="FFFFFF"/>
             <w:vAlign w:val="center"/>
           </w:tcPr>
@@ -3300,7 +3785,6 @@
                 <w:color w:val="333333"/>
                 <w:sz w:val="20"/>
               </w:rPr>
-              <w:t>上海市杨浦区科技企业联合会</w:t>
             </w:r>
           </w:p>
         </w:tc>
@@ -3311,7 +3795,7 @@
         </w:trPr>
         <w:tc>
           <w:tcPr>
-            <w:tcW w:type="dxa" w:w="2268"/>
+            <w:tcW w:type="dxa" w:w="2041"/>
             <w:shd w:val="clear" w:color="auto" w:fill="F5F7FA"/>
             <w:vAlign w:val="center"/>
           </w:tcPr>
@@ -3328,13 +3812,13 @@
                 <w:color w:val="333333"/>
                 <w:sz w:val="20"/>
               </w:rPr>
-              <w:t>联系人</w:t>
+              <w:t>所选档位</w:t>
             </w:r>
           </w:p>
         </w:tc>
         <w:tc>
           <w:tcPr>
-            <w:tcW w:type="dxa" w:w="7030"/>
+            <w:tcW w:type="dxa" w:w="7257"/>
             <w:shd w:val="clear" w:color="auto" w:fill="F5F7FA"/>
             <w:vAlign w:val="center"/>
           </w:tcPr>
@@ -3351,7 +3835,7 @@
                 <w:color w:val="333333"/>
                 <w:sz w:val="20"/>
               </w:rPr>
-              <w:t>胡继刚</w:t>
+              <w:t>□ 首席支持 68,000 元　　□ 合作支持 38,000 元　　□ 鸣谢支持 18,000 元</w:t>
             </w:r>
           </w:p>
         </w:tc>
@@ -3362,7 +3846,7 @@
         </w:trPr>
         <w:tc>
           <w:tcPr>
-            <w:tcW w:type="dxa" w:w="2268"/>
+            <w:tcW w:type="dxa" w:w="2041"/>
             <w:shd w:val="clear" w:color="auto" w:fill="FFFFFF"/>
             <w:vAlign w:val="center"/>
           </w:tcPr>
@@ -3379,13 +3863,13 @@
                 <w:color w:val="333333"/>
                 <w:sz w:val="20"/>
               </w:rPr>
-              <w:t>联合主办</w:t>
+              <w:t>行业</w:t>
             </w:r>
           </w:p>
         </w:tc>
         <w:tc>
           <w:tcPr>
-            <w:tcW w:type="dxa" w:w="7030"/>
+            <w:tcW w:type="dxa" w:w="7257"/>
             <w:shd w:val="clear" w:color="auto" w:fill="FFFFFF"/>
             <w:vAlign w:val="center"/>
           </w:tcPr>
@@ -3402,7 +3886,7 @@
                 <w:color w:val="333333"/>
                 <w:sz w:val="20"/>
               </w:rPr>
-              <w:t>首乾书院</w:t>
+              <w:t>用于判断是否与已确认企业构成直接竞品</w:t>
             </w:r>
           </w:p>
         </w:tc>
@@ -3413,7 +3897,7 @@
         </w:trPr>
         <w:tc>
           <w:tcPr>
-            <w:tcW w:type="dxa" w:w="2268"/>
+            <w:tcW w:type="dxa" w:w="2041"/>
             <w:shd w:val="clear" w:color="auto" w:fill="F5F7FA"/>
             <w:vAlign w:val="center"/>
           </w:tcPr>
@@ -3430,13 +3914,13 @@
                 <w:color w:val="333333"/>
                 <w:sz w:val="20"/>
               </w:rPr>
-              <w:t>电话 / 微信</w:t>
+              <w:t>对外名称</w:t>
             </w:r>
           </w:p>
         </w:tc>
         <w:tc>
           <w:tcPr>
-            <w:tcW w:type="dxa" w:w="7030"/>
+            <w:tcW w:type="dxa" w:w="7257"/>
             <w:shd w:val="clear" w:color="auto" w:fill="F5F7FA"/>
             <w:vAlign w:val="center"/>
           </w:tcPr>
@@ -3453,7 +3937,160 @@
                 <w:color w:val="333333"/>
                 <w:sz w:val="20"/>
               </w:rPr>
-              <w:t>由联系人当面或另行告知</w:t>
+              <w:t>印在报名页和现场鸣谢中的名称</w:t>
+            </w:r>
+          </w:p>
+        </w:tc>
+      </w:tr>
+      <w:tr>
+        <w:trPr>
+          <w:cantSplit/>
+        </w:trPr>
+        <w:tc>
+          <w:tcPr>
+            <w:tcW w:type="dxa" w:w="2041"/>
+            <w:shd w:val="clear" w:color="auto" w:fill="FFFFFF"/>
+            <w:vAlign w:val="center"/>
+          </w:tcPr>
+          <w:p>
+            <w:pPr>
+              <w:spacing w:before="80" w:after="80" w:line="276" w:lineRule="auto"/>
+              <w:jc w:val="left"/>
+            </w:pPr>
+            <w:r/>
+            <w:r>
+              <w:rPr>
+                <w:rFonts w:ascii="微软雅黑" w:hAnsi="微软雅黑" w:eastAsia="微软雅黑"/>
+                <w:b/>
+                <w:color w:val="333333"/>
+                <w:sz w:val="20"/>
+              </w:rPr>
+              <w:t>出席人</w:t>
+            </w:r>
+          </w:p>
+        </w:tc>
+        <w:tc>
+          <w:tcPr>
+            <w:tcW w:type="dxa" w:w="7257"/>
+            <w:shd w:val="clear" w:color="auto" w:fill="FFFFFF"/>
+            <w:vAlign w:val="center"/>
+          </w:tcPr>
+          <w:p>
+            <w:pPr>
+              <w:spacing w:before="80" w:after="80" w:line="276" w:lineRule="auto"/>
+              <w:jc w:val="center"/>
+            </w:pPr>
+            <w:r/>
+            <w:r>
+              <w:rPr>
+                <w:rFonts w:ascii="微软雅黑" w:hAnsi="微软雅黑" w:eastAsia="微软雅黑"/>
+                <w:b w:val="0"/>
+                <w:color w:val="333333"/>
+                <w:sz w:val="20"/>
+              </w:rPr>
+              <w:t>姓名、职务、手机。首席支持请注明致辞人</w:t>
+            </w:r>
+          </w:p>
+        </w:tc>
+      </w:tr>
+      <w:tr>
+        <w:trPr>
+          <w:cantSplit/>
+        </w:trPr>
+        <w:tc>
+          <w:tcPr>
+            <w:tcW w:type="dxa" w:w="2041"/>
+            <w:shd w:val="clear" w:color="auto" w:fill="F5F7FA"/>
+            <w:vAlign w:val="center"/>
+          </w:tcPr>
+          <w:p>
+            <w:pPr>
+              <w:spacing w:before="80" w:after="80" w:line="276" w:lineRule="auto"/>
+              <w:jc w:val="left"/>
+            </w:pPr>
+            <w:r/>
+            <w:r>
+              <w:rPr>
+                <w:rFonts w:ascii="微软雅黑" w:hAnsi="微软雅黑" w:eastAsia="微软雅黑"/>
+                <w:b/>
+                <w:color w:val="333333"/>
+                <w:sz w:val="20"/>
+              </w:rPr>
+              <w:t>发票抬头</w:t>
+            </w:r>
+          </w:p>
+        </w:tc>
+        <w:tc>
+          <w:tcPr>
+            <w:tcW w:type="dxa" w:w="7257"/>
+            <w:shd w:val="clear" w:color="auto" w:fill="F5F7FA"/>
+            <w:vAlign w:val="center"/>
+          </w:tcPr>
+          <w:p>
+            <w:pPr>
+              <w:spacing w:before="80" w:after="80" w:line="276" w:lineRule="auto"/>
+              <w:jc w:val="center"/>
+            </w:pPr>
+            <w:r/>
+            <w:r>
+              <w:rPr>
+                <w:rFonts w:ascii="微软雅黑" w:hAnsi="微软雅黑" w:eastAsia="微软雅黑"/>
+                <w:b w:val="0"/>
+                <w:color w:val="333333"/>
+                <w:sz w:val="20"/>
+              </w:rPr>
+              <w:t>名称、税号</w:t>
+            </w:r>
+          </w:p>
+        </w:tc>
+      </w:tr>
+      <w:tr>
+        <w:trPr>
+          <w:cantSplit/>
+        </w:trPr>
+        <w:tc>
+          <w:tcPr>
+            <w:tcW w:type="dxa" w:w="2041"/>
+            <w:shd w:val="clear" w:color="auto" w:fill="FFFFFF"/>
+            <w:vAlign w:val="center"/>
+          </w:tcPr>
+          <w:p>
+            <w:pPr>
+              <w:spacing w:before="80" w:after="80" w:line="276" w:lineRule="auto"/>
+              <w:jc w:val="left"/>
+            </w:pPr>
+            <w:r/>
+            <w:r>
+              <w:rPr>
+                <w:rFonts w:ascii="微软雅黑" w:hAnsi="微软雅黑" w:eastAsia="微软雅黑"/>
+                <w:b/>
+                <w:color w:val="333333"/>
+                <w:sz w:val="20"/>
+              </w:rPr>
+              <w:t>授权人</w:t>
+            </w:r>
+          </w:p>
+        </w:tc>
+        <w:tc>
+          <w:tcPr>
+            <w:tcW w:type="dxa" w:w="7257"/>
+            <w:shd w:val="clear" w:color="auto" w:fill="FFFFFF"/>
+            <w:vAlign w:val="center"/>
+          </w:tcPr>
+          <w:p>
+            <w:pPr>
+              <w:spacing w:before="80" w:after="80" w:line="276" w:lineRule="auto"/>
+              <w:jc w:val="center"/>
+            </w:pPr>
+            <w:r/>
+            <w:r>
+              <w:rPr>
+                <w:rFonts w:ascii="微软雅黑" w:hAnsi="微软雅黑" w:eastAsia="微软雅黑"/>
+                <w:b w:val="0"/>
+                <w:color w:val="333333"/>
+                <w:sz w:val="20"/>
+              </w:rPr>
+              <w:t>签字：　　　　　　日期：　　年　　月　　日</w:t>
             </w:r>
           </w:p>
         </w:tc>
@@ -3474,7 +4111,49 @@
     </w:p>
     <w:p>
       <w:pPr>
-        <w:spacing w:before="240" w:after="160" w:line="324" w:lineRule="auto"/>
+        <w:spacing w:before="160" w:after="40" w:line="324" w:lineRule="auto"/>
+      </w:pPr>
+      <w:r>
+        <w:rPr>
+          <w:rFonts w:ascii="微软雅黑" w:hAnsi="微软雅黑" w:eastAsia="微软雅黑"/>
+          <w:b/>
+          <w:color w:val="1A3A5C"/>
+          <w:sz w:val="24"/>
+        </w:rPr>
+        <w:t>主办方</w:t>
+      </w:r>
+    </w:p>
+    <w:p>
+      <w:pPr>
+        <w:spacing w:before="0" w:after="40" w:line="324" w:lineRule="auto"/>
+      </w:pPr>
+      <w:r>
+        <w:rPr>
+          <w:rFonts w:ascii="微软雅黑" w:hAnsi="微软雅黑" w:eastAsia="微软雅黑"/>
+          <w:b w:val="0"/>
+          <w:color w:val="333333"/>
+          <w:sz w:val="22"/>
+        </w:rPr>
+        <w:t>上海市杨浦区科技企业联合会　　联系人：胡继刚</w:t>
+      </w:r>
+    </w:p>
+    <w:p>
+      <w:pPr>
+        <w:spacing w:before="0" w:after="40" w:line="324" w:lineRule="auto"/>
+      </w:pPr>
+      <w:r>
+        <w:rPr>
+          <w:rFonts w:ascii="微软雅黑" w:hAnsi="微软雅黑" w:eastAsia="微软雅黑"/>
+          <w:b w:val="0"/>
+          <w:color w:val="333333"/>
+          <w:sz w:val="22"/>
+        </w:rPr>
+        <w:t>联合主办：首乾书院</w:t>
+      </w:r>
+    </w:p>
+    <w:p>
+      <w:pPr>
+        <w:spacing w:before="200" w:after="160" w:line="324" w:lineRule="auto"/>
         <w:jc w:val="center"/>
       </w:pPr>
       <w:r>
@@ -3484,7 +4163,7 @@
           <w:color w:val="666666"/>
           <w:sz w:val="20"/>
         </w:rPr>
-        <w:t>本方案只用于赞助洽谈。票档、议程如有调整，已确认赞助企业的标识、鸣谢和门票数量不变。</w:t>
+        <w:t>本方案只用于赞助洽谈。票档或议程若调整，已确认企业的标识、鸣谢和门票数量不变。</w:t>
       </w:r>
     </w:p>
     <w:sectPr>
@@ -3557,7 +4236,7 @@
         <w:color w:val="666666"/>
         <w:sz w:val="18"/>
       </w:rPr>
-      <w:t>赞助方案  ·  对外商务版  ·  2026年10月16日</w:t>
+      <w:t>赞助方案  ·  对外商务版  ·  2026年10月17日</w:t>
     </w:r>
   </w:p>
 </w:hdr>

--- a/output/王德峰老师公开讲座_赞助方案_对外商务版.docx
+++ b/output/王德峰老师公开讲座_赞助方案_对外商务版.docx
@@ -44,7 +44,7 @@
           <w:color w:val="1A3A5C"/>
           <w:sz w:val="24"/>
         </w:rPr>
-        <w:t>2026年10月31日（周六）9:00–12:00　　泰隆银行　　150座</w:t>
+        <w:t>2026年10月31日（周六）9:00–12:00　　场地另行通知　　约 150 座</w:t>
       </w:r>
     </w:p>
     <w:tbl>
@@ -96,7 +96,7 @@
                 <w:color w:val="333333"/>
                 <w:sz w:val="22"/>
               </w:rPr>
-              <w:t>一场面向企业负责人和公众听众的上午讲座。品牌出现在报名页、现场和活动照片中。讲座内容不冠名，不出售授课录像。</w:t>
+              <w:t>一场面向企业负责人和公众听众的上午讲座。品牌出现在报名页、现场和活动照片中。讲座内容不冠名，不出售授课录像。一家企业选择一档。</w:t>
             </w:r>
           </w:p>
         </w:tc>
@@ -368,7 +368,7 @@
                 <w:color w:val="333333"/>
                 <w:sz w:val="20"/>
               </w:rPr>
-              <w:t>场地</w:t>
+              <w:t>时间</w:t>
             </w:r>
           </w:p>
         </w:tc>
@@ -391,7 +391,7 @@
                 <w:color w:val="333333"/>
                 <w:sz w:val="20"/>
               </w:rPr>
-              <w:t>泰隆银行提供场地。场地支持单独鸣谢，不作为现金赞助席位出售</w:t>
+              <w:t>2026年10月31日（周六）9:00–12:00</w:t>
             </w:r>
           </w:p>
         </w:tc>
@@ -419,7 +419,7 @@
                 <w:color w:val="333333"/>
                 <w:sz w:val="20"/>
               </w:rPr>
-              <w:t>规模</w:t>
+              <w:t>场地</w:t>
             </w:r>
           </w:p>
         </w:tc>
@@ -442,7 +442,7 @@
                 <w:color w:val="333333"/>
                 <w:sz w:val="20"/>
               </w:rPr>
-              <w:t>150 座。对外售票 128 张，其余为工作人员、嘉宾和已安排席位</w:t>
+              <w:t>具体地点待定，确定后另行通知。若由机构提供场地，场地支持单独鸣谢，不占本方案现金赞助席位</w:t>
             </w:r>
           </w:p>
         </w:tc>
@@ -470,6 +470,57 @@
                 <w:color w:val="333333"/>
                 <w:sz w:val="20"/>
               </w:rPr>
+              <w:t>规模</w:t>
+            </w:r>
+          </w:p>
+        </w:tc>
+        <w:tc>
+          <w:tcPr>
+            <w:tcW w:type="dxa" w:w="7371"/>
+            <w:shd w:val="clear" w:color="auto" w:fill="F5F7FA"/>
+            <w:vAlign w:val="center"/>
+          </w:tcPr>
+          <w:p>
+            <w:pPr>
+              <w:spacing w:before="80" w:after="80" w:line="276" w:lineRule="auto"/>
+              <w:jc w:val="center"/>
+            </w:pPr>
+            <w:r/>
+            <w:r>
+              <w:rPr>
+                <w:rFonts w:ascii="微软雅黑" w:hAnsi="微软雅黑" w:eastAsia="微软雅黑"/>
+                <w:b w:val="0"/>
+                <w:color w:val="333333"/>
+                <w:sz w:val="20"/>
+              </w:rPr>
+              <w:t>按约 150 座准备。对外售票 128 张，其余为工作人员、嘉宾和已安排席位</w:t>
+            </w:r>
+          </w:p>
+        </w:tc>
+      </w:tr>
+      <w:tr>
+        <w:trPr>
+          <w:cantSplit/>
+        </w:trPr>
+        <w:tc>
+          <w:tcPr>
+            <w:tcW w:type="dxa" w:w="1927"/>
+            <w:shd w:val="clear" w:color="auto" w:fill="FFFFFF"/>
+            <w:vAlign w:val="center"/>
+          </w:tcPr>
+          <w:p>
+            <w:pPr>
+              <w:spacing w:before="80" w:after="80" w:line="276" w:lineRule="auto"/>
+              <w:jc w:val="left"/>
+            </w:pPr>
+            <w:r/>
+            <w:r>
+              <w:rPr>
+                <w:rFonts w:ascii="微软雅黑" w:hAnsi="微软雅黑" w:eastAsia="微软雅黑"/>
+                <w:b/>
+                <w:color w:val="333333"/>
+                <w:sz w:val="20"/>
+              </w:rPr>
               <w:t>听众</w:t>
             </w:r>
           </w:p>
@@ -477,7 +528,7 @@
         <w:tc>
           <w:tcPr>
             <w:tcW w:type="dxa" w:w="7371"/>
-            <w:shd w:val="clear" w:color="auto" w:fill="F5F7FA"/>
+            <w:shd w:val="clear" w:color="auto" w:fill="FFFFFF"/>
             <w:vAlign w:val="center"/>
           </w:tcPr>
           <w:p>
@@ -524,11 +575,13 @@
           <w:color w:val="333333"/>
           <w:sz w:val="22"/>
         </w:rPr>
-        <w:t>企业随讲座出现在同一批听众面前，时间集中在一个上午。适合负责人出席、邀请客户同行，以及让品牌在报名页和现场被看到。现场不设展位，也不做产品推介。</w:t>
+        <w:t>场地确定后如座位有变化，对外出售的票数随之调整。已经确认的赞助企业，门票张数仍然保留。企业随讲座出现在同一批听众面前。现场不设展位，也不做产品推介。</w:t>
       </w:r>
     </w:p>
     <w:p>
       <w:pPr>
+        <w:keepNext/>
+        <w:pageBreakBefore/>
         <w:spacing w:before="320" w:after="160" w:line="324" w:lineRule="auto"/>
       </w:pPr>
       <w:r>
@@ -697,7 +750,7 @@
                 <w:color w:val="333333"/>
                 <w:sz w:val="20"/>
               </w:rPr>
-              <w:t>听众看到背景板和报名页上的标识。首席支持可在签到处放一份资料</w:t>
+              <w:t>看到背景板和报名页标识。首席支持可放一份资料</w:t>
             </w:r>
           </w:p>
         </w:tc>
@@ -771,7 +824,7 @@
                 <w:color w:val="333333"/>
                 <w:sz w:val="20"/>
               </w:rPr>
-              <w:t>主持人鸣谢。首席支持可做不超过 60 秒的致辞</w:t>
+              <w:t>主持人鸣谢。首席可致辞 60 秒，战略单独念到名称</w:t>
             </w:r>
           </w:p>
         </w:tc>
@@ -919,7 +972,7 @@
                 <w:color w:val="333333"/>
                 <w:sz w:val="20"/>
               </w:rPr>
-              <w:t>听众提问。赞助席位按票档就座，不单独设置提问权</w:t>
+              <w:t>按票档就座，不单独设置提问权</w:t>
             </w:r>
           </w:p>
         </w:tc>
@@ -993,7 +1046,7 @@
                 <w:color w:val="333333"/>
                 <w:sz w:val="20"/>
               </w:rPr>
-              <w:t>前排票听众签书或签名。赞助企业使用现场照片，不使用授课画面</w:t>
+              <w:t>前排票签书或签名。企业可用现场照片，不用授课画面</w:t>
             </w:r>
           </w:p>
         </w:tc>
@@ -1023,7 +1076,7 @@
           <w:color w:val="1A3A5C"/>
           <w:sz w:val="32"/>
         </w:rPr>
-        <w:t>三、三档赞助</w:t>
+        <w:t>三、六档赞助</w:t>
       </w:r>
     </w:p>
     <w:p>
@@ -1038,7 +1091,7 @@
           <w:color w:val="333333"/>
           <w:sz w:val="22"/>
         </w:rPr>
-        <w:t>只设三档，每档权益一次说清。金额为人民币，含本页所列权益，不含企业自行制作的礼品和额外广告。</w:t>
+        <w:t>六档里选一档。金额为人民币，含本页所列权益，不含企业自行制作的礼品和额外广告。六档不必同时招满，背景板按实际确认的企业排列。</w:t>
       </w:r>
     </w:p>
     <w:tbl>
@@ -1272,7 +1325,7 @@
                 <w:color w:val="333333"/>
                 <w:sz w:val="20"/>
               </w:rPr>
-              <w:t>合作支持</w:t>
+              <w:t>战略支持</w:t>
             </w:r>
           </w:p>
         </w:tc>
@@ -1295,7 +1348,201 @@
                 <w:color w:val="1A3A5C"/>
                 <w:sz w:val="20"/>
               </w:rPr>
+              <w:t>48,000 元</w:t>
+            </w:r>
+          </w:p>
+        </w:tc>
+        <w:tc>
+          <w:tcPr>
+            <w:tcW w:type="dxa" w:w="1814"/>
+            <w:shd w:val="clear" w:color="auto" w:fill="F5F7FA"/>
+            <w:vAlign w:val="center"/>
+          </w:tcPr>
+          <w:p>
+            <w:pPr>
+              <w:spacing w:before="80" w:after="80" w:line="276" w:lineRule="auto"/>
+              <w:jc w:val="center"/>
+            </w:pPr>
+            <w:r/>
+            <w:r>
+              <w:rPr>
+                <w:rFonts w:ascii="微软雅黑" w:hAnsi="微软雅黑" w:eastAsia="微软雅黑"/>
+                <w:b w:val="0"/>
+                <w:color w:val="333333"/>
+                <w:sz w:val="20"/>
+              </w:rPr>
+              <w:t>1 家</w:t>
+            </w:r>
+          </w:p>
+        </w:tc>
+        <w:tc>
+          <w:tcPr>
+            <w:tcW w:type="dxa" w:w="3402"/>
+            <w:shd w:val="clear" w:color="auto" w:fill="F5F7FA"/>
+            <w:vAlign w:val="center"/>
+          </w:tcPr>
+          <w:p>
+            <w:pPr>
+              <w:spacing w:before="80" w:after="80" w:line="276" w:lineRule="auto"/>
+              <w:jc w:val="center"/>
+            </w:pPr>
+            <w:r/>
+            <w:r>
+              <w:rPr>
+                <w:rFonts w:ascii="微软雅黑" w:hAnsi="微软雅黑" w:eastAsia="微软雅黑"/>
+                <w:b w:val="0"/>
+                <w:color w:val="333333"/>
+                <w:sz w:val="20"/>
+              </w:rPr>
+              <w:t>战略支持伙伴</w:t>
+            </w:r>
+          </w:p>
+        </w:tc>
+      </w:tr>
+      <w:tr>
+        <w:trPr>
+          <w:cantSplit/>
+        </w:trPr>
+        <w:tc>
+          <w:tcPr>
+            <w:tcW w:type="dxa" w:w="2041"/>
+            <w:shd w:val="clear" w:color="auto" w:fill="FFFFFF"/>
+            <w:vAlign w:val="center"/>
+          </w:tcPr>
+          <w:p>
+            <w:pPr>
+              <w:spacing w:before="80" w:after="80" w:line="276" w:lineRule="auto"/>
+              <w:jc w:val="left"/>
+            </w:pPr>
+            <w:r/>
+            <w:r>
+              <w:rPr>
+                <w:rFonts w:ascii="微软雅黑" w:hAnsi="微软雅黑" w:eastAsia="微软雅黑"/>
+                <w:b/>
+                <w:color w:val="333333"/>
+                <w:sz w:val="20"/>
+              </w:rPr>
+              <w:t>合作支持</w:t>
+            </w:r>
+          </w:p>
+        </w:tc>
+        <w:tc>
+          <w:tcPr>
+            <w:tcW w:type="dxa" w:w="2041"/>
+            <w:shd w:val="clear" w:color="auto" w:fill="FFFFFF"/>
+            <w:vAlign w:val="center"/>
+          </w:tcPr>
+          <w:p>
+            <w:pPr>
+              <w:spacing w:before="80" w:after="80" w:line="276" w:lineRule="auto"/>
+              <w:jc w:val="center"/>
+            </w:pPr>
+            <w:r/>
+            <w:r>
+              <w:rPr>
+                <w:rFonts w:ascii="微软雅黑" w:hAnsi="微软雅黑" w:eastAsia="微软雅黑"/>
+                <w:b/>
+                <w:color w:val="1A3A5C"/>
+                <w:sz w:val="20"/>
+              </w:rPr>
               <w:t>38,000 元</w:t>
+            </w:r>
+          </w:p>
+        </w:tc>
+        <w:tc>
+          <w:tcPr>
+            <w:tcW w:type="dxa" w:w="1814"/>
+            <w:shd w:val="clear" w:color="auto" w:fill="FFFFFF"/>
+            <w:vAlign w:val="center"/>
+          </w:tcPr>
+          <w:p>
+            <w:pPr>
+              <w:spacing w:before="80" w:after="80" w:line="276" w:lineRule="auto"/>
+              <w:jc w:val="center"/>
+            </w:pPr>
+            <w:r/>
+            <w:r>
+              <w:rPr>
+                <w:rFonts w:ascii="微软雅黑" w:hAnsi="微软雅黑" w:eastAsia="微软雅黑"/>
+                <w:b w:val="0"/>
+                <w:color w:val="333333"/>
+                <w:sz w:val="20"/>
+              </w:rPr>
+              <w:t>2 家</w:t>
+            </w:r>
+          </w:p>
+        </w:tc>
+        <w:tc>
+          <w:tcPr>
+            <w:tcW w:type="dxa" w:w="3402"/>
+            <w:shd w:val="clear" w:color="auto" w:fill="FFFFFF"/>
+            <w:vAlign w:val="center"/>
+          </w:tcPr>
+          <w:p>
+            <w:pPr>
+              <w:spacing w:before="80" w:after="80" w:line="276" w:lineRule="auto"/>
+              <w:jc w:val="center"/>
+            </w:pPr>
+            <w:r/>
+            <w:r>
+              <w:rPr>
+                <w:rFonts w:ascii="微软雅黑" w:hAnsi="微软雅黑" w:eastAsia="微软雅黑"/>
+                <w:b w:val="0"/>
+                <w:color w:val="333333"/>
+                <w:sz w:val="20"/>
+              </w:rPr>
+              <w:t>合作支持伙伴</w:t>
+            </w:r>
+          </w:p>
+        </w:tc>
+      </w:tr>
+      <w:tr>
+        <w:trPr>
+          <w:cantSplit/>
+        </w:trPr>
+        <w:tc>
+          <w:tcPr>
+            <w:tcW w:type="dxa" w:w="2041"/>
+            <w:shd w:val="clear" w:color="auto" w:fill="F5F7FA"/>
+            <w:vAlign w:val="center"/>
+          </w:tcPr>
+          <w:p>
+            <w:pPr>
+              <w:spacing w:before="80" w:after="80" w:line="276" w:lineRule="auto"/>
+              <w:jc w:val="left"/>
+            </w:pPr>
+            <w:r/>
+            <w:r>
+              <w:rPr>
+                <w:rFonts w:ascii="微软雅黑" w:hAnsi="微软雅黑" w:eastAsia="微软雅黑"/>
+                <w:b/>
+                <w:color w:val="333333"/>
+                <w:sz w:val="20"/>
+              </w:rPr>
+              <w:t>品牌支持</w:t>
+            </w:r>
+          </w:p>
+        </w:tc>
+        <w:tc>
+          <w:tcPr>
+            <w:tcW w:type="dxa" w:w="2041"/>
+            <w:shd w:val="clear" w:color="auto" w:fill="F5F7FA"/>
+            <w:vAlign w:val="center"/>
+          </w:tcPr>
+          <w:p>
+            <w:pPr>
+              <w:spacing w:before="80" w:after="80" w:line="276" w:lineRule="auto"/>
+              <w:jc w:val="center"/>
+            </w:pPr>
+            <w:r/>
+            <w:r>
+              <w:rPr>
+                <w:rFonts w:ascii="微软雅黑" w:hAnsi="微软雅黑" w:eastAsia="微软雅黑"/>
+                <w:b/>
+                <w:color w:val="1A3A5C"/>
+                <w:sz w:val="20"/>
+              </w:rPr>
+              <w:t>28,000 元</w:t>
             </w:r>
           </w:p>
         </w:tc>
@@ -1341,7 +1588,7 @@
                 <w:color w:val="333333"/>
                 <w:sz w:val="20"/>
               </w:rPr>
-              <w:t>合作支持伙伴</w:t>
+              <w:t>品牌支持伙伴</w:t>
             </w:r>
           </w:p>
         </w:tc>
@@ -1443,6 +1690,103 @@
           </w:p>
         </w:tc>
       </w:tr>
+      <w:tr>
+        <w:trPr>
+          <w:cantSplit/>
+        </w:trPr>
+        <w:tc>
+          <w:tcPr>
+            <w:tcW w:type="dxa" w:w="2041"/>
+            <w:shd w:val="clear" w:color="auto" w:fill="F5F7FA"/>
+            <w:vAlign w:val="center"/>
+          </w:tcPr>
+          <w:p>
+            <w:pPr>
+              <w:spacing w:before="80" w:after="80" w:line="276" w:lineRule="auto"/>
+              <w:jc w:val="left"/>
+            </w:pPr>
+            <w:r/>
+            <w:r>
+              <w:rPr>
+                <w:rFonts w:ascii="微软雅黑" w:hAnsi="微软雅黑" w:eastAsia="微软雅黑"/>
+                <w:b/>
+                <w:color w:val="333333"/>
+                <w:sz w:val="20"/>
+              </w:rPr>
+              <w:t>友好支持</w:t>
+            </w:r>
+          </w:p>
+        </w:tc>
+        <w:tc>
+          <w:tcPr>
+            <w:tcW w:type="dxa" w:w="2041"/>
+            <w:shd w:val="clear" w:color="auto" w:fill="F5F7FA"/>
+            <w:vAlign w:val="center"/>
+          </w:tcPr>
+          <w:p>
+            <w:pPr>
+              <w:spacing w:before="80" w:after="80" w:line="276" w:lineRule="auto"/>
+              <w:jc w:val="center"/>
+            </w:pPr>
+            <w:r/>
+            <w:r>
+              <w:rPr>
+                <w:rFonts w:ascii="微软雅黑" w:hAnsi="微软雅黑" w:eastAsia="微软雅黑"/>
+                <w:b/>
+                <w:color w:val="1A3A5C"/>
+                <w:sz w:val="20"/>
+              </w:rPr>
+              <w:t>9,800 元</w:t>
+            </w:r>
+          </w:p>
+        </w:tc>
+        <w:tc>
+          <w:tcPr>
+            <w:tcW w:type="dxa" w:w="1814"/>
+            <w:shd w:val="clear" w:color="auto" w:fill="F5F7FA"/>
+            <w:vAlign w:val="center"/>
+          </w:tcPr>
+          <w:p>
+            <w:pPr>
+              <w:spacing w:before="80" w:after="80" w:line="276" w:lineRule="auto"/>
+              <w:jc w:val="center"/>
+            </w:pPr>
+            <w:r/>
+            <w:r>
+              <w:rPr>
+                <w:rFonts w:ascii="微软雅黑" w:hAnsi="微软雅黑" w:eastAsia="微软雅黑"/>
+                <w:b w:val="0"/>
+                <w:color w:val="333333"/>
+                <w:sz w:val="20"/>
+              </w:rPr>
+              <w:t>4 家</w:t>
+            </w:r>
+          </w:p>
+        </w:tc>
+        <w:tc>
+          <w:tcPr>
+            <w:tcW w:type="dxa" w:w="3402"/>
+            <w:shd w:val="clear" w:color="auto" w:fill="F5F7FA"/>
+            <w:vAlign w:val="center"/>
+          </w:tcPr>
+          <w:p>
+            <w:pPr>
+              <w:spacing w:before="80" w:after="80" w:line="276" w:lineRule="auto"/>
+              <w:jc w:val="center"/>
+            </w:pPr>
+            <w:r/>
+            <w:r>
+              <w:rPr>
+                <w:rFonts w:ascii="微软雅黑" w:hAnsi="微软雅黑" w:eastAsia="微软雅黑"/>
+                <w:b w:val="0"/>
+                <w:color w:val="333333"/>
+                <w:sz w:val="20"/>
+              </w:rPr>
+              <w:t>友好支持伙伴</w:t>
+            </w:r>
+          </w:p>
+        </w:tc>
+      </w:tr>
     </w:tbl>
     <w:p>
       <w:pPr>
@@ -1459,283 +1803,18 @@
     </w:p>
     <w:p>
       <w:pPr>
-        <w:spacing w:before="240" w:after="120" w:line="324" w:lineRule="auto"/>
+        <w:keepNext/>
+        <w:pageBreakBefore/>
+        <w:spacing w:before="40" w:after="80" w:line="324" w:lineRule="auto"/>
       </w:pPr>
       <w:r>
         <w:rPr>
           <w:rFonts w:ascii="微软雅黑" w:hAnsi="微软雅黑" w:eastAsia="微软雅黑"/>
           <w:b/>
           <w:color w:val="1A3A5C"/>
-          <w:sz w:val="26"/>
+          <w:sz w:val="24"/>
         </w:rPr>
-        <w:t>首席支持　68,000 元</w:t>
-      </w:r>
-    </w:p>
-    <w:p>
-      <w:pPr>
-        <w:spacing w:before="20" w:after="60" w:line="312" w:lineRule="auto"/>
-        <w:ind w:left="283" w:hanging="227"/>
-      </w:pPr>
-      <w:r>
-        <w:rPr>
-          <w:rFonts w:ascii="微软雅黑" w:hAnsi="微软雅黑" w:eastAsia="微软雅黑"/>
-          <w:b w:val="0"/>
-          <w:color w:val="333333"/>
-          <w:sz w:val="22"/>
-        </w:rPr>
-        <w:t>●  报名页、海报和现场背景板使用主标识，位置高于其他赞助企业。</w:t>
-      </w:r>
-    </w:p>
-    <w:p>
-      <w:pPr>
-        <w:spacing w:before="20" w:after="60" w:line="312" w:lineRule="auto"/>
-        <w:ind w:left="283" w:hanging="227"/>
-      </w:pPr>
-      <w:r>
-        <w:rPr>
-          <w:rFonts w:ascii="微软雅黑" w:hAnsi="微软雅黑" w:eastAsia="微软雅黑"/>
-          <w:b w:val="0"/>
-          <w:color w:val="333333"/>
-          <w:sz w:val="22"/>
-        </w:rPr>
-        <w:t>●  开场由主持人鸣谢，企业代表可做不超过 60 秒的致辞。讲稿事先提交，不插入讲座内容。</w:t>
-      </w:r>
-    </w:p>
-    <w:p>
-      <w:pPr>
-        <w:spacing w:before="20" w:after="60" w:line="312" w:lineRule="auto"/>
-        <w:ind w:left="283" w:hanging="227"/>
-      </w:pPr>
-      <w:r>
-        <w:rPr>
-          <w:rFonts w:ascii="微软雅黑" w:hAnsi="微软雅黑" w:eastAsia="微软雅黑"/>
-          <w:b w:val="0"/>
-          <w:color w:val="333333"/>
-          <w:sz w:val="22"/>
-        </w:rPr>
-        <w:t>●  前排票 4 张。</w:t>
-      </w:r>
-    </w:p>
-    <w:p>
-      <w:pPr>
-        <w:spacing w:before="20" w:after="60" w:line="312" w:lineRule="auto"/>
-        <w:ind w:left="283" w:hanging="227"/>
-      </w:pPr>
-      <w:r>
-        <w:rPr>
-          <w:rFonts w:ascii="微软雅黑" w:hAnsi="微软雅黑" w:eastAsia="微软雅黑"/>
-          <w:b w:val="0"/>
-          <w:color w:val="333333"/>
-          <w:sz w:val="22"/>
-        </w:rPr>
-        <w:t>●  签到处可放置一份企业资料。</w:t>
-      </w:r>
-    </w:p>
-    <w:p>
-      <w:pPr>
-        <w:spacing w:before="20" w:after="60" w:line="312" w:lineRule="auto"/>
-        <w:ind w:left="283" w:hanging="227"/>
-      </w:pPr>
-      <w:r>
-        <w:rPr>
-          <w:rFonts w:ascii="微软雅黑" w:hAnsi="微软雅黑" w:eastAsia="微软雅黑"/>
-          <w:b w:val="0"/>
-          <w:color w:val="333333"/>
-          <w:sz w:val="22"/>
-        </w:rPr>
-        <w:t>●  可使用活动现场照片做企业传播，不得剪辑授课内容。</w:t>
-      </w:r>
-    </w:p>
-    <w:p>
-      <w:pPr>
-        <w:spacing w:before="20" w:after="60" w:line="312" w:lineRule="auto"/>
-        <w:ind w:left="283" w:hanging="227"/>
-      </w:pPr>
-      <w:r>
-        <w:rPr>
-          <w:rFonts w:ascii="微软雅黑" w:hAnsi="微软雅黑" w:eastAsia="微软雅黑"/>
-          <w:b w:val="0"/>
-          <w:color w:val="333333"/>
-          <w:sz w:val="22"/>
-        </w:rPr>
-        <w:t>●  同一行业只此一家。金融同业需与场地支持方的露出一并确认。</w:t>
-      </w:r>
-    </w:p>
-    <w:p>
-      <w:pPr>
-        <w:spacing w:before="240" w:after="120" w:line="324" w:lineRule="auto"/>
-      </w:pPr>
-      <w:r>
-        <w:rPr>
-          <w:rFonts w:ascii="微软雅黑" w:hAnsi="微软雅黑" w:eastAsia="微软雅黑"/>
-          <w:b/>
-          <w:color w:val="1A3A5C"/>
-          <w:sz w:val="26"/>
-        </w:rPr>
-        <w:t>合作支持　38,000 元</w:t>
-      </w:r>
-    </w:p>
-    <w:p>
-      <w:pPr>
-        <w:spacing w:before="20" w:after="60" w:line="312" w:lineRule="auto"/>
-        <w:ind w:left="283" w:hanging="227"/>
-      </w:pPr>
-      <w:r>
-        <w:rPr>
-          <w:rFonts w:ascii="微软雅黑" w:hAnsi="微软雅黑" w:eastAsia="微软雅黑"/>
-          <w:b w:val="0"/>
-          <w:color w:val="333333"/>
-          <w:sz w:val="22"/>
-        </w:rPr>
-        <w:t>●  报名页和现场背景板放置标识，位于首席支持之后。</w:t>
-      </w:r>
-    </w:p>
-    <w:p>
-      <w:pPr>
-        <w:spacing w:before="20" w:after="60" w:line="312" w:lineRule="auto"/>
-        <w:ind w:left="283" w:hanging="227"/>
-      </w:pPr>
-      <w:r>
-        <w:rPr>
-          <w:rFonts w:ascii="微软雅黑" w:hAnsi="微软雅黑" w:eastAsia="微软雅黑"/>
-          <w:b w:val="0"/>
-          <w:color w:val="333333"/>
-          <w:sz w:val="22"/>
-        </w:rPr>
-        <w:t>●  主持人集体鸣谢时念到企业名称。</w:t>
-      </w:r>
-    </w:p>
-    <w:p>
-      <w:pPr>
-        <w:spacing w:before="20" w:after="60" w:line="312" w:lineRule="auto"/>
-        <w:ind w:left="283" w:hanging="227"/>
-      </w:pPr>
-      <w:r>
-        <w:rPr>
-          <w:rFonts w:ascii="微软雅黑" w:hAnsi="微软雅黑" w:eastAsia="微软雅黑"/>
-          <w:b w:val="0"/>
-          <w:color w:val="333333"/>
-          <w:sz w:val="22"/>
-        </w:rPr>
-        <w:t>●  前排票 2 张。</w:t>
-      </w:r>
-    </w:p>
-    <w:p>
-      <w:pPr>
-        <w:spacing w:before="20" w:after="60" w:line="312" w:lineRule="auto"/>
-        <w:ind w:left="283" w:hanging="227"/>
-      </w:pPr>
-      <w:r>
-        <w:rPr>
-          <w:rFonts w:ascii="微软雅黑" w:hAnsi="微软雅黑" w:eastAsia="微软雅黑"/>
-          <w:b w:val="0"/>
-          <w:color w:val="333333"/>
-          <w:sz w:val="22"/>
-        </w:rPr>
-        <w:t>●  可使用活动现场照片，不得剪辑授课内容。</w:t>
-      </w:r>
-    </w:p>
-    <w:p>
-      <w:pPr>
-        <w:spacing w:before="20" w:after="60" w:line="312" w:lineRule="auto"/>
-        <w:ind w:left="283" w:hanging="227"/>
-      </w:pPr>
-      <w:r>
-        <w:rPr>
-          <w:rFonts w:ascii="微软雅黑" w:hAnsi="微软雅黑" w:eastAsia="微软雅黑"/>
-          <w:b w:val="0"/>
-          <w:color w:val="333333"/>
-          <w:sz w:val="22"/>
-        </w:rPr>
-        <w:t>●  两家合作支持之间不接受直接竞品同时出现。</w:t>
-      </w:r>
-    </w:p>
-    <w:p>
-      <w:pPr>
-        <w:spacing w:before="240" w:after="120" w:line="324" w:lineRule="auto"/>
-      </w:pPr>
-      <w:r>
-        <w:rPr>
-          <w:rFonts w:ascii="微软雅黑" w:hAnsi="微软雅黑" w:eastAsia="微软雅黑"/>
-          <w:b/>
-          <w:color w:val="1A3A5C"/>
-          <w:sz w:val="26"/>
-        </w:rPr>
-        <w:t>鸣谢支持　18,000 元</w:t>
-      </w:r>
-    </w:p>
-    <w:p>
-      <w:pPr>
-        <w:spacing w:before="20" w:after="60" w:line="312" w:lineRule="auto"/>
-        <w:ind w:left="283" w:hanging="227"/>
-      </w:pPr>
-      <w:r>
-        <w:rPr>
-          <w:rFonts w:ascii="微软雅黑" w:hAnsi="微软雅黑" w:eastAsia="微软雅黑"/>
-          <w:b w:val="0"/>
-          <w:color w:val="333333"/>
-          <w:sz w:val="22"/>
-        </w:rPr>
-        <w:t>●  报名页和现场鸣谢区列出企业名称或标识。</w:t>
-      </w:r>
-    </w:p>
-    <w:p>
-      <w:pPr>
-        <w:spacing w:before="20" w:after="60" w:line="312" w:lineRule="auto"/>
-        <w:ind w:left="283" w:hanging="227"/>
-      </w:pPr>
-      <w:r>
-        <w:rPr>
-          <w:rFonts w:ascii="微软雅黑" w:hAnsi="微软雅黑" w:eastAsia="微软雅黑"/>
-          <w:b w:val="0"/>
-          <w:color w:val="333333"/>
-          <w:sz w:val="22"/>
-        </w:rPr>
-        <w:t>●  主持人做集体鸣谢。</w:t>
-      </w:r>
-    </w:p>
-    <w:p>
-      <w:pPr>
-        <w:spacing w:before="20" w:after="60" w:line="312" w:lineRule="auto"/>
-        <w:ind w:left="283" w:hanging="227"/>
-      </w:pPr>
-      <w:r>
-        <w:rPr>
-          <w:rFonts w:ascii="微软雅黑" w:hAnsi="微软雅黑" w:eastAsia="微软雅黑"/>
-          <w:b w:val="0"/>
-          <w:color w:val="333333"/>
-          <w:sz w:val="22"/>
-        </w:rPr>
-        <w:t>●  中排票 2 张。</w:t>
-      </w:r>
-    </w:p>
-    <w:p>
-      <w:pPr>
-        <w:spacing w:before="20" w:after="60" w:line="312" w:lineRule="auto"/>
-        <w:ind w:left="283" w:hanging="227"/>
-      </w:pPr>
-      <w:r>
-        <w:rPr>
-          <w:rFonts w:ascii="微软雅黑" w:hAnsi="微软雅黑" w:eastAsia="微软雅黑"/>
-          <w:b w:val="0"/>
-          <w:color w:val="333333"/>
-          <w:sz w:val="22"/>
-        </w:rPr>
-        <w:t>●  可使用活动现场照片，不得剪辑授课内容。</w:t>
-      </w:r>
-    </w:p>
-    <w:p>
-      <w:pPr>
-        <w:spacing w:before="320" w:after="160" w:line="324" w:lineRule="auto"/>
-      </w:pPr>
-      <w:r>
-        <w:rPr>
-          <w:rFonts w:ascii="微软雅黑" w:hAnsi="微软雅黑" w:eastAsia="微软雅黑"/>
-          <w:b/>
-          <w:color w:val="1A3A5C"/>
-          <w:sz w:val="32"/>
-        </w:rPr>
-        <w:t>四、权益对照</w:t>
+        <w:t>各档适合的企业</w:t>
       </w:r>
     </w:p>
     <w:tbl>
@@ -1747,10 +1826,8 @@
         <w:tblLook w:firstColumn="1" w:firstRow="1" w:lastColumn="0" w:lastRow="0" w:noHBand="0" w:noVBand="1" w:val="04A0"/>
       </w:tblPr>
       <w:tblGrid>
-        <w:gridCol w:w="2324"/>
-        <w:gridCol w:w="2324"/>
-        <w:gridCol w:w="2324"/>
-        <w:gridCol w:w="2324"/>
+        <w:gridCol w:w="4649"/>
+        <w:gridCol w:w="4649"/>
       </w:tblGrid>
       <w:tr>
         <w:trPr>
@@ -1775,13 +1852,13 @@
                 <w:color w:val="FFFFFF"/>
                 <w:sz w:val="20"/>
               </w:rPr>
-              <w:t>权益</w:t>
+              <w:t>档位</w:t>
             </w:r>
           </w:p>
         </w:tc>
         <w:tc>
           <w:tcPr>
-            <w:tcW w:type="dxa" w:w="2381"/>
+            <w:tcW w:type="dxa" w:w="7257"/>
             <w:shd w:val="clear" w:color="auto" w:fill="1A3A5C"/>
             <w:vAlign w:val="center"/>
           </w:tcPr>
@@ -1798,53 +1875,7 @@
                 <w:color w:val="FFFFFF"/>
                 <w:sz w:val="20"/>
               </w:rPr>
-              <w:t>首席 6.8万</w:t>
-            </w:r>
-          </w:p>
-        </w:tc>
-        <w:tc>
-          <w:tcPr>
-            <w:tcW w:type="dxa" w:w="2494"/>
-            <w:shd w:val="clear" w:color="auto" w:fill="1A3A5C"/>
-            <w:vAlign w:val="center"/>
-          </w:tcPr>
-          <w:p>
-            <w:pPr>
-              <w:spacing w:before="80" w:after="80" w:line="276" w:lineRule="auto"/>
-              <w:jc w:val="center"/>
-            </w:pPr>
-            <w:r/>
-            <w:r>
-              <w:rPr>
-                <w:rFonts w:ascii="微软雅黑" w:hAnsi="微软雅黑" w:eastAsia="微软雅黑"/>
-                <w:b/>
-                <w:color w:val="FFFFFF"/>
-                <w:sz w:val="20"/>
-              </w:rPr>
-              <w:t>合作 3.8万</w:t>
-            </w:r>
-          </w:p>
-        </w:tc>
-        <w:tc>
-          <w:tcPr>
-            <w:tcW w:type="dxa" w:w="2381"/>
-            <w:shd w:val="clear" w:color="auto" w:fill="1A3A5C"/>
-            <w:vAlign w:val="center"/>
-          </w:tcPr>
-          <w:p>
-            <w:pPr>
-              <w:spacing w:before="80" w:after="80" w:line="276" w:lineRule="auto"/>
-              <w:jc w:val="center"/>
-            </w:pPr>
-            <w:r/>
-            <w:r>
-              <w:rPr>
-                <w:rFonts w:ascii="微软雅黑" w:hAnsi="微软雅黑" w:eastAsia="微软雅黑"/>
-                <w:b/>
-                <w:color w:val="FFFFFF"/>
-                <w:sz w:val="20"/>
-              </w:rPr>
-              <w:t>鸣谢 1.8万</w:t>
+              <w:t>适合这样的企业</w:t>
             </w:r>
           </w:p>
         </w:tc>
@@ -1872,13 +1903,13 @@
                 <w:color w:val="333333"/>
                 <w:sz w:val="20"/>
               </w:rPr>
-              <w:t>名额</w:t>
+              <w:t>首席支持</w:t>
             </w:r>
           </w:p>
         </w:tc>
         <w:tc>
           <w:tcPr>
-            <w:tcW w:type="dxa" w:w="2381"/>
+            <w:tcW w:type="dxa" w:w="7257"/>
             <w:shd w:val="clear" w:color="auto" w:fill="FFFFFF"/>
             <w:vAlign w:val="center"/>
           </w:tcPr>
@@ -1895,53 +1926,7 @@
                 <w:color w:val="333333"/>
                 <w:sz w:val="20"/>
               </w:rPr>
-              <w:t>1 家</w:t>
-            </w:r>
-          </w:p>
-        </w:tc>
-        <w:tc>
-          <w:tcPr>
-            <w:tcW w:type="dxa" w:w="2494"/>
-            <w:shd w:val="clear" w:color="auto" w:fill="FFFFFF"/>
-            <w:vAlign w:val="center"/>
-          </w:tcPr>
-          <w:p>
-            <w:pPr>
-              <w:spacing w:before="80" w:after="80" w:line="276" w:lineRule="auto"/>
-              <w:jc w:val="center"/>
-            </w:pPr>
-            <w:r/>
-            <w:r>
-              <w:rPr>
-                <w:rFonts w:ascii="微软雅黑" w:hAnsi="微软雅黑" w:eastAsia="微软雅黑"/>
-                <w:b w:val="0"/>
-                <w:color w:val="333333"/>
-                <w:sz w:val="20"/>
-              </w:rPr>
-              <w:t>2 家</w:t>
-            </w:r>
-          </w:p>
-        </w:tc>
-        <w:tc>
-          <w:tcPr>
-            <w:tcW w:type="dxa" w:w="2381"/>
-            <w:shd w:val="clear" w:color="auto" w:fill="FFFFFF"/>
-            <w:vAlign w:val="center"/>
-          </w:tcPr>
-          <w:p>
-            <w:pPr>
-              <w:spacing w:before="80" w:after="80" w:line="276" w:lineRule="auto"/>
-              <w:jc w:val="center"/>
-            </w:pPr>
-            <w:r/>
-            <w:r>
-              <w:rPr>
-                <w:rFonts w:ascii="微软雅黑" w:hAnsi="微软雅黑" w:eastAsia="微软雅黑"/>
-                <w:b w:val="0"/>
-                <w:color w:val="333333"/>
-                <w:sz w:val="20"/>
-              </w:rPr>
-              <w:t>3 家</w:t>
+              <w:t>要主标识，并在开场致辞 1 分钟</w:t>
             </w:r>
           </w:p>
         </w:tc>
@@ -1969,13 +1954,13 @@
                 <w:color w:val="333333"/>
                 <w:sz w:val="20"/>
               </w:rPr>
-              <w:t>报名页标识</w:t>
+              <w:t>战略支持</w:t>
             </w:r>
           </w:p>
         </w:tc>
         <w:tc>
           <w:tcPr>
-            <w:tcW w:type="dxa" w:w="2381"/>
+            <w:tcW w:type="dxa" w:w="7257"/>
             <w:shd w:val="clear" w:color="auto" w:fill="F5F7FA"/>
             <w:vAlign w:val="center"/>
           </w:tcPr>
@@ -1992,53 +1977,7 @@
                 <w:color w:val="333333"/>
                 <w:sz w:val="20"/>
               </w:rPr>
-              <w:t>主位置</w:t>
-            </w:r>
-          </w:p>
-        </w:tc>
-        <w:tc>
-          <w:tcPr>
-            <w:tcW w:type="dxa" w:w="2494"/>
-            <w:shd w:val="clear" w:color="auto" w:fill="F5F7FA"/>
-            <w:vAlign w:val="center"/>
-          </w:tcPr>
-          <w:p>
-            <w:pPr>
-              <w:spacing w:before="80" w:after="80" w:line="276" w:lineRule="auto"/>
-              <w:jc w:val="center"/>
-            </w:pPr>
-            <w:r/>
-            <w:r>
-              <w:rPr>
-                <w:rFonts w:ascii="微软雅黑" w:hAnsi="微软雅黑" w:eastAsia="微软雅黑"/>
-                <w:b w:val="0"/>
-                <w:color w:val="333333"/>
-                <w:sz w:val="20"/>
-              </w:rPr>
-              <w:t>第二序列</w:t>
-            </w:r>
-          </w:p>
-        </w:tc>
-        <w:tc>
-          <w:tcPr>
-            <w:tcW w:type="dxa" w:w="2381"/>
-            <w:shd w:val="clear" w:color="auto" w:fill="F5F7FA"/>
-            <w:vAlign w:val="center"/>
-          </w:tcPr>
-          <w:p>
-            <w:pPr>
-              <w:spacing w:before="80" w:after="80" w:line="276" w:lineRule="auto"/>
-              <w:jc w:val="center"/>
-            </w:pPr>
-            <w:r/>
-            <w:r>
-              <w:rPr>
-                <w:rFonts w:ascii="微软雅黑" w:hAnsi="微软雅黑" w:eastAsia="微软雅黑"/>
-                <w:b w:val="0"/>
-                <w:color w:val="333333"/>
-                <w:sz w:val="20"/>
-              </w:rPr>
-              <w:t>鸣谢列</w:t>
+              <w:t>位置仅次于首席，开场被单独介绍</w:t>
             </w:r>
           </w:p>
         </w:tc>
@@ -2066,13 +2005,13 @@
                 <w:color w:val="333333"/>
                 <w:sz w:val="20"/>
               </w:rPr>
-              <w:t>现场背景板</w:t>
+              <w:t>合作支持</w:t>
             </w:r>
           </w:p>
         </w:tc>
         <w:tc>
           <w:tcPr>
-            <w:tcW w:type="dxa" w:w="2381"/>
+            <w:tcW w:type="dxa" w:w="7257"/>
             <w:shd w:val="clear" w:color="auto" w:fill="FFFFFF"/>
             <w:vAlign w:val="center"/>
           </w:tcPr>
@@ -2089,53 +2028,7 @@
                 <w:color w:val="333333"/>
                 <w:sz w:val="20"/>
               </w:rPr>
-              <w:t>主标识</w:t>
-            </w:r>
-          </w:p>
-        </w:tc>
-        <w:tc>
-          <w:tcPr>
-            <w:tcW w:type="dxa" w:w="2494"/>
-            <w:shd w:val="clear" w:color="auto" w:fill="FFFFFF"/>
-            <w:vAlign w:val="center"/>
-          </w:tcPr>
-          <w:p>
-            <w:pPr>
-              <w:spacing w:before="80" w:after="80" w:line="276" w:lineRule="auto"/>
-              <w:jc w:val="center"/>
-            </w:pPr>
-            <w:r/>
-            <w:r>
-              <w:rPr>
-                <w:rFonts w:ascii="微软雅黑" w:hAnsi="微软雅黑" w:eastAsia="微软雅黑"/>
-                <w:b w:val="0"/>
-                <w:color w:val="333333"/>
-                <w:sz w:val="20"/>
-              </w:rPr>
-              <w:t>有</w:t>
-            </w:r>
-          </w:p>
-        </w:tc>
-        <w:tc>
-          <w:tcPr>
-            <w:tcW w:type="dxa" w:w="2381"/>
-            <w:shd w:val="clear" w:color="auto" w:fill="FFFFFF"/>
-            <w:vAlign w:val="center"/>
-          </w:tcPr>
-          <w:p>
-            <w:pPr>
-              <w:spacing w:before="80" w:after="80" w:line="276" w:lineRule="auto"/>
-              <w:jc w:val="center"/>
-            </w:pPr>
-            <w:r/>
-            <w:r>
-              <w:rPr>
-                <w:rFonts w:ascii="微软雅黑" w:hAnsi="微软雅黑" w:eastAsia="微软雅黑"/>
-                <w:b w:val="0"/>
-                <w:color w:val="333333"/>
-                <w:sz w:val="20"/>
-              </w:rPr>
-              <w:t>鸣谢区</w:t>
+              <w:t>要前排席和标识，可与非竞品同时出现</w:t>
             </w:r>
           </w:p>
         </w:tc>
@@ -2163,13 +2056,13 @@
                 <w:color w:val="333333"/>
                 <w:sz w:val="20"/>
               </w:rPr>
-              <w:t>开场</w:t>
+              <w:t>品牌支持</w:t>
             </w:r>
           </w:p>
         </w:tc>
         <w:tc>
           <w:tcPr>
-            <w:tcW w:type="dxa" w:w="2381"/>
+            <w:tcW w:type="dxa" w:w="7257"/>
             <w:shd w:val="clear" w:color="auto" w:fill="F5F7FA"/>
             <w:vAlign w:val="center"/>
           </w:tcPr>
@@ -2186,53 +2079,7 @@
                 <w:color w:val="333333"/>
                 <w:sz w:val="20"/>
               </w:rPr>
-              <w:t>口播 + 60 秒致辞</w:t>
-            </w:r>
-          </w:p>
-        </w:tc>
-        <w:tc>
-          <w:tcPr>
-            <w:tcW w:type="dxa" w:w="2494"/>
-            <w:shd w:val="clear" w:color="auto" w:fill="F5F7FA"/>
-            <w:vAlign w:val="center"/>
-          </w:tcPr>
-          <w:p>
-            <w:pPr>
-              <w:spacing w:before="80" w:after="80" w:line="276" w:lineRule="auto"/>
-              <w:jc w:val="center"/>
-            </w:pPr>
-            <w:r/>
-            <w:r>
-              <w:rPr>
-                <w:rFonts w:ascii="微软雅黑" w:hAnsi="微软雅黑" w:eastAsia="微软雅黑"/>
-                <w:b w:val="0"/>
-                <w:color w:val="333333"/>
-                <w:sz w:val="20"/>
-              </w:rPr>
-              <w:t>口播名称</w:t>
-            </w:r>
-          </w:p>
-        </w:tc>
-        <w:tc>
-          <w:tcPr>
-            <w:tcW w:type="dxa" w:w="2381"/>
-            <w:shd w:val="clear" w:color="auto" w:fill="F5F7FA"/>
-            <w:vAlign w:val="center"/>
-          </w:tcPr>
-          <w:p>
-            <w:pPr>
-              <w:spacing w:before="80" w:after="80" w:line="276" w:lineRule="auto"/>
-              <w:jc w:val="center"/>
-            </w:pPr>
-            <w:r/>
-            <w:r>
-              <w:rPr>
-                <w:rFonts w:ascii="微软雅黑" w:hAnsi="微软雅黑" w:eastAsia="微软雅黑"/>
-                <w:b w:val="0"/>
-                <w:color w:val="333333"/>
-                <w:sz w:val="20"/>
-              </w:rPr>
-              <w:t>集体鸣谢</w:t>
+              <w:t>背景板要有标识，预算低于合作支持</w:t>
             </w:r>
           </w:p>
         </w:tc>
@@ -2260,13 +2107,13 @@
                 <w:color w:val="333333"/>
                 <w:sz w:val="20"/>
               </w:rPr>
-              <w:t>门票</w:t>
+              <w:t>鸣谢支持</w:t>
             </w:r>
           </w:p>
         </w:tc>
         <w:tc>
           <w:tcPr>
-            <w:tcW w:type="dxa" w:w="2381"/>
+            <w:tcW w:type="dxa" w:w="7257"/>
             <w:shd w:val="clear" w:color="auto" w:fill="FFFFFF"/>
             <w:vAlign w:val="center"/>
           </w:tcPr>
@@ -2283,53 +2130,7 @@
                 <w:color w:val="333333"/>
                 <w:sz w:val="20"/>
               </w:rPr>
-              <w:t>前排票 4 张</w:t>
-            </w:r>
-          </w:p>
-        </w:tc>
-        <w:tc>
-          <w:tcPr>
-            <w:tcW w:type="dxa" w:w="2494"/>
-            <w:shd w:val="clear" w:color="auto" w:fill="FFFFFF"/>
-            <w:vAlign w:val="center"/>
-          </w:tcPr>
-          <w:p>
-            <w:pPr>
-              <w:spacing w:before="80" w:after="80" w:line="276" w:lineRule="auto"/>
-              <w:jc w:val="center"/>
-            </w:pPr>
-            <w:r/>
-            <w:r>
-              <w:rPr>
-                <w:rFonts w:ascii="微软雅黑" w:hAnsi="微软雅黑" w:eastAsia="微软雅黑"/>
-                <w:b w:val="0"/>
-                <w:color w:val="333333"/>
-                <w:sz w:val="20"/>
-              </w:rPr>
-              <w:t>前排票 2 张</w:t>
-            </w:r>
-          </w:p>
-        </w:tc>
-        <w:tc>
-          <w:tcPr>
-            <w:tcW w:type="dxa" w:w="2381"/>
-            <w:shd w:val="clear" w:color="auto" w:fill="FFFFFF"/>
-            <w:vAlign w:val="center"/>
-          </w:tcPr>
-          <w:p>
-            <w:pPr>
-              <w:spacing w:before="80" w:after="80" w:line="276" w:lineRule="auto"/>
-              <w:jc w:val="center"/>
-            </w:pPr>
-            <w:r/>
-            <w:r>
-              <w:rPr>
-                <w:rFonts w:ascii="微软雅黑" w:hAnsi="微软雅黑" w:eastAsia="微软雅黑"/>
-                <w:b w:val="0"/>
-                <w:color w:val="333333"/>
-                <w:sz w:val="20"/>
-              </w:rPr>
-              <w:t>中排票 2 张</w:t>
+              <w:t>名称出现在鸣谢区</w:t>
             </w:r>
           </w:p>
         </w:tc>
@@ -2357,14 +2158,1273 @@
                 <w:color w:val="333333"/>
                 <w:sz w:val="20"/>
               </w:rPr>
+              <w:t>友好支持</w:t>
+            </w:r>
+          </w:p>
+        </w:tc>
+        <w:tc>
+          <w:tcPr>
+            <w:tcW w:type="dxa" w:w="7257"/>
+            <w:shd w:val="clear" w:color="auto" w:fill="F5F7FA"/>
+            <w:vAlign w:val="center"/>
+          </w:tcPr>
+          <w:p>
+            <w:pPr>
+              <w:spacing w:before="80" w:after="80" w:line="276" w:lineRule="auto"/>
+              <w:jc w:val="center"/>
+            </w:pPr>
+            <w:r/>
+            <w:r>
+              <w:rPr>
+                <w:rFonts w:ascii="微软雅黑" w:hAnsi="微软雅黑" w:eastAsia="微软雅黑"/>
+                <w:b w:val="0"/>
+                <w:color w:val="333333"/>
+                <w:sz w:val="20"/>
+              </w:rPr>
+              <w:t>列入支持名单，并带两张后排票</w:t>
+            </w:r>
+          </w:p>
+        </w:tc>
+      </w:tr>
+    </w:tbl>
+    <w:p>
+      <w:pPr>
+        <w:spacing w:before="0" w:after="160" w:line="324" w:lineRule="auto"/>
+      </w:pPr>
+      <w:r>
+        <w:rPr>
+          <w:rFonts w:ascii="微软雅黑" w:hAnsi="微软雅黑" w:eastAsia="微软雅黑"/>
+          <w:b w:val="0"/>
+          <w:color w:val="333333"/>
+          <w:sz w:val="12"/>
+        </w:rPr>
+      </w:r>
+    </w:p>
+    <w:p>
+      <w:pPr>
+        <w:keepNext/>
+        <w:spacing w:before="320" w:after="160" w:line="324" w:lineRule="auto"/>
+      </w:pPr>
+      <w:r>
+        <w:rPr>
+          <w:rFonts w:ascii="微软雅黑" w:hAnsi="微软雅黑" w:eastAsia="微软雅黑"/>
+          <w:b/>
+          <w:color w:val="1A3A5C"/>
+          <w:sz w:val="32"/>
+        </w:rPr>
+        <w:t>四、权益对照</w:t>
+      </w:r>
+    </w:p>
+    <w:tbl>
+      <w:tblPr>
+        <w:tblStyle w:val="TableGrid"/>
+        <w:tblW w:type="dxa" w:w="9298"/>
+        <w:jc w:val="center"/>
+        <w:tblLayout w:type="fixed"/>
+        <w:tblLook w:firstColumn="1" w:firstRow="1" w:lastColumn="0" w:lastRow="0" w:noHBand="0" w:noVBand="1" w:val="04A0"/>
+      </w:tblPr>
+      <w:tblGrid>
+        <w:gridCol w:w="1328"/>
+        <w:gridCol w:w="1328"/>
+        <w:gridCol w:w="1328"/>
+        <w:gridCol w:w="1328"/>
+        <w:gridCol w:w="1328"/>
+        <w:gridCol w:w="1328"/>
+        <w:gridCol w:w="1328"/>
+      </w:tblGrid>
+      <w:tr>
+        <w:trPr>
+          <w:cantSplit/>
+        </w:trPr>
+        <w:tc>
+          <w:tcPr>
+            <w:tcW w:type="dxa" w:w="1247"/>
+            <w:shd w:val="clear" w:color="auto" w:fill="1A3A5C"/>
+            <w:vAlign w:val="center"/>
+          </w:tcPr>
+          <w:p>
+            <w:pPr>
+              <w:spacing w:before="80" w:after="80" w:line="276" w:lineRule="auto"/>
+              <w:jc w:val="center"/>
+            </w:pPr>
+            <w:r/>
+            <w:r>
+              <w:rPr>
+                <w:rFonts w:ascii="微软雅黑" w:hAnsi="微软雅黑" w:eastAsia="微软雅黑"/>
+                <w:b/>
+                <w:color w:val="FFFFFF"/>
+                <w:sz w:val="20"/>
+              </w:rPr>
+              <w:t>权益</w:t>
+            </w:r>
+          </w:p>
+        </w:tc>
+        <w:tc>
+          <w:tcPr>
+            <w:tcW w:type="dxa" w:w="1338"/>
+            <w:shd w:val="clear" w:color="auto" w:fill="1A3A5C"/>
+            <w:vAlign w:val="center"/>
+          </w:tcPr>
+          <w:p>
+            <w:pPr>
+              <w:spacing w:before="80" w:after="80" w:line="276" w:lineRule="auto"/>
+              <w:jc w:val="center"/>
+            </w:pPr>
+            <w:r/>
+            <w:r>
+              <w:rPr>
+                <w:rFonts w:ascii="微软雅黑" w:hAnsi="微软雅黑" w:eastAsia="微软雅黑"/>
+                <w:b/>
+                <w:color w:val="FFFFFF"/>
+                <w:sz w:val="20"/>
+              </w:rPr>
+              <w:t>首席</w:t>
+            </w:r>
+          </w:p>
+        </w:tc>
+        <w:tc>
+          <w:tcPr>
+            <w:tcW w:type="dxa" w:w="1338"/>
+            <w:shd w:val="clear" w:color="auto" w:fill="1A3A5C"/>
+            <w:vAlign w:val="center"/>
+          </w:tcPr>
+          <w:p>
+            <w:pPr>
+              <w:spacing w:before="80" w:after="80" w:line="276" w:lineRule="auto"/>
+              <w:jc w:val="center"/>
+            </w:pPr>
+            <w:r/>
+            <w:r>
+              <w:rPr>
+                <w:rFonts w:ascii="微软雅黑" w:hAnsi="微软雅黑" w:eastAsia="微软雅黑"/>
+                <w:b/>
+                <w:color w:val="FFFFFF"/>
+                <w:sz w:val="20"/>
+              </w:rPr>
+              <w:t>战略</w:t>
+            </w:r>
+          </w:p>
+        </w:tc>
+        <w:tc>
+          <w:tcPr>
+            <w:tcW w:type="dxa" w:w="1338"/>
+            <w:shd w:val="clear" w:color="auto" w:fill="1A3A5C"/>
+            <w:vAlign w:val="center"/>
+          </w:tcPr>
+          <w:p>
+            <w:pPr>
+              <w:spacing w:before="80" w:after="80" w:line="276" w:lineRule="auto"/>
+              <w:jc w:val="center"/>
+            </w:pPr>
+            <w:r/>
+            <w:r>
+              <w:rPr>
+                <w:rFonts w:ascii="微软雅黑" w:hAnsi="微软雅黑" w:eastAsia="微软雅黑"/>
+                <w:b/>
+                <w:color w:val="FFFFFF"/>
+                <w:sz w:val="20"/>
+              </w:rPr>
+              <w:t>合作</w:t>
+            </w:r>
+          </w:p>
+        </w:tc>
+        <w:tc>
+          <w:tcPr>
+            <w:tcW w:type="dxa" w:w="1338"/>
+            <w:shd w:val="clear" w:color="auto" w:fill="1A3A5C"/>
+            <w:vAlign w:val="center"/>
+          </w:tcPr>
+          <w:p>
+            <w:pPr>
+              <w:spacing w:before="80" w:after="80" w:line="276" w:lineRule="auto"/>
+              <w:jc w:val="center"/>
+            </w:pPr>
+            <w:r/>
+            <w:r>
+              <w:rPr>
+                <w:rFonts w:ascii="微软雅黑" w:hAnsi="微软雅黑" w:eastAsia="微软雅黑"/>
+                <w:b/>
+                <w:color w:val="FFFFFF"/>
+                <w:sz w:val="20"/>
+              </w:rPr>
+              <w:t>品牌</w:t>
+            </w:r>
+          </w:p>
+        </w:tc>
+        <w:tc>
+          <w:tcPr>
+            <w:tcW w:type="dxa" w:w="1338"/>
+            <w:shd w:val="clear" w:color="auto" w:fill="1A3A5C"/>
+            <w:vAlign w:val="center"/>
+          </w:tcPr>
+          <w:p>
+            <w:pPr>
+              <w:spacing w:before="80" w:after="80" w:line="276" w:lineRule="auto"/>
+              <w:jc w:val="center"/>
+            </w:pPr>
+            <w:r/>
+            <w:r>
+              <w:rPr>
+                <w:rFonts w:ascii="微软雅黑" w:hAnsi="微软雅黑" w:eastAsia="微软雅黑"/>
+                <w:b/>
+                <w:color w:val="FFFFFF"/>
+                <w:sz w:val="20"/>
+              </w:rPr>
+              <w:t>鸣谢</w:t>
+            </w:r>
+          </w:p>
+        </w:tc>
+        <w:tc>
+          <w:tcPr>
+            <w:tcW w:type="dxa" w:w="1360"/>
+            <w:shd w:val="clear" w:color="auto" w:fill="1A3A5C"/>
+            <w:vAlign w:val="center"/>
+          </w:tcPr>
+          <w:p>
+            <w:pPr>
+              <w:spacing w:before="80" w:after="80" w:line="276" w:lineRule="auto"/>
+              <w:jc w:val="center"/>
+            </w:pPr>
+            <w:r/>
+            <w:r>
+              <w:rPr>
+                <w:rFonts w:ascii="微软雅黑" w:hAnsi="微软雅黑" w:eastAsia="微软雅黑"/>
+                <w:b/>
+                <w:color w:val="FFFFFF"/>
+                <w:sz w:val="20"/>
+              </w:rPr>
+              <w:t>友好</w:t>
+            </w:r>
+          </w:p>
+        </w:tc>
+      </w:tr>
+      <w:tr>
+        <w:trPr>
+          <w:cantSplit/>
+        </w:trPr>
+        <w:tc>
+          <w:tcPr>
+            <w:tcW w:type="dxa" w:w="1247"/>
+            <w:shd w:val="clear" w:color="auto" w:fill="FFFFFF"/>
+            <w:vAlign w:val="center"/>
+          </w:tcPr>
+          <w:p>
+            <w:pPr>
+              <w:spacing w:before="80" w:after="80" w:line="276" w:lineRule="auto"/>
+              <w:jc w:val="left"/>
+            </w:pPr>
+            <w:r/>
+            <w:r>
+              <w:rPr>
+                <w:rFonts w:ascii="微软雅黑" w:hAnsi="微软雅黑" w:eastAsia="微软雅黑"/>
+                <w:b/>
+                <w:color w:val="333333"/>
+                <w:sz w:val="20"/>
+              </w:rPr>
+              <w:t>金额</w:t>
+            </w:r>
+          </w:p>
+        </w:tc>
+        <w:tc>
+          <w:tcPr>
+            <w:tcW w:type="dxa" w:w="1338"/>
+            <w:shd w:val="clear" w:color="auto" w:fill="FFFFFF"/>
+            <w:vAlign w:val="center"/>
+          </w:tcPr>
+          <w:p>
+            <w:pPr>
+              <w:spacing w:before="80" w:after="80" w:line="276" w:lineRule="auto"/>
+              <w:jc w:val="center"/>
+            </w:pPr>
+            <w:r/>
+            <w:r>
+              <w:rPr>
+                <w:rFonts w:ascii="微软雅黑" w:hAnsi="微软雅黑" w:eastAsia="微软雅黑"/>
+                <w:b w:val="0"/>
+                <w:color w:val="333333"/>
+                <w:sz w:val="20"/>
+              </w:rPr>
+              <w:t>6.8万</w:t>
+            </w:r>
+          </w:p>
+        </w:tc>
+        <w:tc>
+          <w:tcPr>
+            <w:tcW w:type="dxa" w:w="1338"/>
+            <w:shd w:val="clear" w:color="auto" w:fill="FFFFFF"/>
+            <w:vAlign w:val="center"/>
+          </w:tcPr>
+          <w:p>
+            <w:pPr>
+              <w:spacing w:before="80" w:after="80" w:line="276" w:lineRule="auto"/>
+              <w:jc w:val="center"/>
+            </w:pPr>
+            <w:r/>
+            <w:r>
+              <w:rPr>
+                <w:rFonts w:ascii="微软雅黑" w:hAnsi="微软雅黑" w:eastAsia="微软雅黑"/>
+                <w:b w:val="0"/>
+                <w:color w:val="333333"/>
+                <w:sz w:val="20"/>
+              </w:rPr>
+              <w:t>4.8万</w:t>
+            </w:r>
+          </w:p>
+        </w:tc>
+        <w:tc>
+          <w:tcPr>
+            <w:tcW w:type="dxa" w:w="1338"/>
+            <w:shd w:val="clear" w:color="auto" w:fill="FFFFFF"/>
+            <w:vAlign w:val="center"/>
+          </w:tcPr>
+          <w:p>
+            <w:pPr>
+              <w:spacing w:before="80" w:after="80" w:line="276" w:lineRule="auto"/>
+              <w:jc w:val="center"/>
+            </w:pPr>
+            <w:r/>
+            <w:r>
+              <w:rPr>
+                <w:rFonts w:ascii="微软雅黑" w:hAnsi="微软雅黑" w:eastAsia="微软雅黑"/>
+                <w:b w:val="0"/>
+                <w:color w:val="333333"/>
+                <w:sz w:val="20"/>
+              </w:rPr>
+              <w:t>3.8万</w:t>
+            </w:r>
+          </w:p>
+        </w:tc>
+        <w:tc>
+          <w:tcPr>
+            <w:tcW w:type="dxa" w:w="1338"/>
+            <w:shd w:val="clear" w:color="auto" w:fill="FFFFFF"/>
+            <w:vAlign w:val="center"/>
+          </w:tcPr>
+          <w:p>
+            <w:pPr>
+              <w:spacing w:before="80" w:after="80" w:line="276" w:lineRule="auto"/>
+              <w:jc w:val="center"/>
+            </w:pPr>
+            <w:r/>
+            <w:r>
+              <w:rPr>
+                <w:rFonts w:ascii="微软雅黑" w:hAnsi="微软雅黑" w:eastAsia="微软雅黑"/>
+                <w:b w:val="0"/>
+                <w:color w:val="333333"/>
+                <w:sz w:val="20"/>
+              </w:rPr>
+              <w:t>2.8万</w:t>
+            </w:r>
+          </w:p>
+        </w:tc>
+        <w:tc>
+          <w:tcPr>
+            <w:tcW w:type="dxa" w:w="1338"/>
+            <w:shd w:val="clear" w:color="auto" w:fill="FFFFFF"/>
+            <w:vAlign w:val="center"/>
+          </w:tcPr>
+          <w:p>
+            <w:pPr>
+              <w:spacing w:before="80" w:after="80" w:line="276" w:lineRule="auto"/>
+              <w:jc w:val="center"/>
+            </w:pPr>
+            <w:r/>
+            <w:r>
+              <w:rPr>
+                <w:rFonts w:ascii="微软雅黑" w:hAnsi="微软雅黑" w:eastAsia="微软雅黑"/>
+                <w:b w:val="0"/>
+                <w:color w:val="333333"/>
+                <w:sz w:val="20"/>
+              </w:rPr>
+              <w:t>1.8万</w:t>
+            </w:r>
+          </w:p>
+        </w:tc>
+        <w:tc>
+          <w:tcPr>
+            <w:tcW w:type="dxa" w:w="1360"/>
+            <w:shd w:val="clear" w:color="auto" w:fill="FFFFFF"/>
+            <w:vAlign w:val="center"/>
+          </w:tcPr>
+          <w:p>
+            <w:pPr>
+              <w:spacing w:before="80" w:after="80" w:line="276" w:lineRule="auto"/>
+              <w:jc w:val="center"/>
+            </w:pPr>
+            <w:r/>
+            <w:r>
+              <w:rPr>
+                <w:rFonts w:ascii="微软雅黑" w:hAnsi="微软雅黑" w:eastAsia="微软雅黑"/>
+                <w:b w:val="0"/>
+                <w:color w:val="333333"/>
+                <w:sz w:val="20"/>
+              </w:rPr>
+              <w:t>0.98万</w:t>
+            </w:r>
+          </w:p>
+        </w:tc>
+      </w:tr>
+      <w:tr>
+        <w:trPr>
+          <w:cantSplit/>
+        </w:trPr>
+        <w:tc>
+          <w:tcPr>
+            <w:tcW w:type="dxa" w:w="1247"/>
+            <w:shd w:val="clear" w:color="auto" w:fill="F5F7FA"/>
+            <w:vAlign w:val="center"/>
+          </w:tcPr>
+          <w:p>
+            <w:pPr>
+              <w:spacing w:before="80" w:after="80" w:line="276" w:lineRule="auto"/>
+              <w:jc w:val="left"/>
+            </w:pPr>
+            <w:r/>
+            <w:r>
+              <w:rPr>
+                <w:rFonts w:ascii="微软雅黑" w:hAnsi="微软雅黑" w:eastAsia="微软雅黑"/>
+                <w:b/>
+                <w:color w:val="333333"/>
+                <w:sz w:val="20"/>
+              </w:rPr>
+              <w:t>名额</w:t>
+            </w:r>
+          </w:p>
+        </w:tc>
+        <w:tc>
+          <w:tcPr>
+            <w:tcW w:type="dxa" w:w="1338"/>
+            <w:shd w:val="clear" w:color="auto" w:fill="F5F7FA"/>
+            <w:vAlign w:val="center"/>
+          </w:tcPr>
+          <w:p>
+            <w:pPr>
+              <w:spacing w:before="80" w:after="80" w:line="276" w:lineRule="auto"/>
+              <w:jc w:val="center"/>
+            </w:pPr>
+            <w:r/>
+            <w:r>
+              <w:rPr>
+                <w:rFonts w:ascii="微软雅黑" w:hAnsi="微软雅黑" w:eastAsia="微软雅黑"/>
+                <w:b w:val="0"/>
+                <w:color w:val="333333"/>
+                <w:sz w:val="20"/>
+              </w:rPr>
+              <w:t>1 家</w:t>
+            </w:r>
+          </w:p>
+        </w:tc>
+        <w:tc>
+          <w:tcPr>
+            <w:tcW w:type="dxa" w:w="1338"/>
+            <w:shd w:val="clear" w:color="auto" w:fill="F5F7FA"/>
+            <w:vAlign w:val="center"/>
+          </w:tcPr>
+          <w:p>
+            <w:pPr>
+              <w:spacing w:before="80" w:after="80" w:line="276" w:lineRule="auto"/>
+              <w:jc w:val="center"/>
+            </w:pPr>
+            <w:r/>
+            <w:r>
+              <w:rPr>
+                <w:rFonts w:ascii="微软雅黑" w:hAnsi="微软雅黑" w:eastAsia="微软雅黑"/>
+                <w:b w:val="0"/>
+                <w:color w:val="333333"/>
+                <w:sz w:val="20"/>
+              </w:rPr>
+              <w:t>1 家</w:t>
+            </w:r>
+          </w:p>
+        </w:tc>
+        <w:tc>
+          <w:tcPr>
+            <w:tcW w:type="dxa" w:w="1338"/>
+            <w:shd w:val="clear" w:color="auto" w:fill="F5F7FA"/>
+            <w:vAlign w:val="center"/>
+          </w:tcPr>
+          <w:p>
+            <w:pPr>
+              <w:spacing w:before="80" w:after="80" w:line="276" w:lineRule="auto"/>
+              <w:jc w:val="center"/>
+            </w:pPr>
+            <w:r/>
+            <w:r>
+              <w:rPr>
+                <w:rFonts w:ascii="微软雅黑" w:hAnsi="微软雅黑" w:eastAsia="微软雅黑"/>
+                <w:b w:val="0"/>
+                <w:color w:val="333333"/>
+                <w:sz w:val="20"/>
+              </w:rPr>
+              <w:t>2 家</w:t>
+            </w:r>
+          </w:p>
+        </w:tc>
+        <w:tc>
+          <w:tcPr>
+            <w:tcW w:type="dxa" w:w="1338"/>
+            <w:shd w:val="clear" w:color="auto" w:fill="F5F7FA"/>
+            <w:vAlign w:val="center"/>
+          </w:tcPr>
+          <w:p>
+            <w:pPr>
+              <w:spacing w:before="80" w:after="80" w:line="276" w:lineRule="auto"/>
+              <w:jc w:val="center"/>
+            </w:pPr>
+            <w:r/>
+            <w:r>
+              <w:rPr>
+                <w:rFonts w:ascii="微软雅黑" w:hAnsi="微软雅黑" w:eastAsia="微软雅黑"/>
+                <w:b w:val="0"/>
+                <w:color w:val="333333"/>
+                <w:sz w:val="20"/>
+              </w:rPr>
+              <w:t>2 家</w:t>
+            </w:r>
+          </w:p>
+        </w:tc>
+        <w:tc>
+          <w:tcPr>
+            <w:tcW w:type="dxa" w:w="1338"/>
+            <w:shd w:val="clear" w:color="auto" w:fill="F5F7FA"/>
+            <w:vAlign w:val="center"/>
+          </w:tcPr>
+          <w:p>
+            <w:pPr>
+              <w:spacing w:before="80" w:after="80" w:line="276" w:lineRule="auto"/>
+              <w:jc w:val="center"/>
+            </w:pPr>
+            <w:r/>
+            <w:r>
+              <w:rPr>
+                <w:rFonts w:ascii="微软雅黑" w:hAnsi="微软雅黑" w:eastAsia="微软雅黑"/>
+                <w:b w:val="0"/>
+                <w:color w:val="333333"/>
+                <w:sz w:val="20"/>
+              </w:rPr>
+              <w:t>3 家</w:t>
+            </w:r>
+          </w:p>
+        </w:tc>
+        <w:tc>
+          <w:tcPr>
+            <w:tcW w:type="dxa" w:w="1360"/>
+            <w:shd w:val="clear" w:color="auto" w:fill="F5F7FA"/>
+            <w:vAlign w:val="center"/>
+          </w:tcPr>
+          <w:p>
+            <w:pPr>
+              <w:spacing w:before="80" w:after="80" w:line="276" w:lineRule="auto"/>
+              <w:jc w:val="center"/>
+            </w:pPr>
+            <w:r/>
+            <w:r>
+              <w:rPr>
+                <w:rFonts w:ascii="微软雅黑" w:hAnsi="微软雅黑" w:eastAsia="微软雅黑"/>
+                <w:b w:val="0"/>
+                <w:color w:val="333333"/>
+                <w:sz w:val="20"/>
+              </w:rPr>
+              <w:t>4 家</w:t>
+            </w:r>
+          </w:p>
+        </w:tc>
+      </w:tr>
+      <w:tr>
+        <w:trPr>
+          <w:cantSplit/>
+        </w:trPr>
+        <w:tc>
+          <w:tcPr>
+            <w:tcW w:type="dxa" w:w="1247"/>
+            <w:shd w:val="clear" w:color="auto" w:fill="FFFFFF"/>
+            <w:vAlign w:val="center"/>
+          </w:tcPr>
+          <w:p>
+            <w:pPr>
+              <w:spacing w:before="80" w:after="80" w:line="276" w:lineRule="auto"/>
+              <w:jc w:val="left"/>
+            </w:pPr>
+            <w:r/>
+            <w:r>
+              <w:rPr>
+                <w:rFonts w:ascii="微软雅黑" w:hAnsi="微软雅黑" w:eastAsia="微软雅黑"/>
+                <w:b/>
+                <w:color w:val="333333"/>
+                <w:sz w:val="20"/>
+              </w:rPr>
+              <w:t>报名页</w:t>
+            </w:r>
+          </w:p>
+        </w:tc>
+        <w:tc>
+          <w:tcPr>
+            <w:tcW w:type="dxa" w:w="1338"/>
+            <w:shd w:val="clear" w:color="auto" w:fill="FFFFFF"/>
+            <w:vAlign w:val="center"/>
+          </w:tcPr>
+          <w:p>
+            <w:pPr>
+              <w:spacing w:before="80" w:after="80" w:line="276" w:lineRule="auto"/>
+              <w:jc w:val="center"/>
+            </w:pPr>
+            <w:r/>
+            <w:r>
+              <w:rPr>
+                <w:rFonts w:ascii="微软雅黑" w:hAnsi="微软雅黑" w:eastAsia="微软雅黑"/>
+                <w:b w:val="0"/>
+                <w:color w:val="333333"/>
+                <w:sz w:val="20"/>
+              </w:rPr>
+              <w:t>主位置</w:t>
+            </w:r>
+          </w:p>
+        </w:tc>
+        <w:tc>
+          <w:tcPr>
+            <w:tcW w:type="dxa" w:w="1338"/>
+            <w:shd w:val="clear" w:color="auto" w:fill="FFFFFF"/>
+            <w:vAlign w:val="center"/>
+          </w:tcPr>
+          <w:p>
+            <w:pPr>
+              <w:spacing w:before="80" w:after="80" w:line="276" w:lineRule="auto"/>
+              <w:jc w:val="center"/>
+            </w:pPr>
+            <w:r/>
+            <w:r>
+              <w:rPr>
+                <w:rFonts w:ascii="微软雅黑" w:hAnsi="微软雅黑" w:eastAsia="微软雅黑"/>
+                <w:b w:val="0"/>
+                <w:color w:val="333333"/>
+                <w:sz w:val="20"/>
+              </w:rPr>
+              <w:t>次主位置</w:t>
+            </w:r>
+          </w:p>
+        </w:tc>
+        <w:tc>
+          <w:tcPr>
+            <w:tcW w:type="dxa" w:w="1338"/>
+            <w:shd w:val="clear" w:color="auto" w:fill="FFFFFF"/>
+            <w:vAlign w:val="center"/>
+          </w:tcPr>
+          <w:p>
+            <w:pPr>
+              <w:spacing w:before="80" w:after="80" w:line="276" w:lineRule="auto"/>
+              <w:jc w:val="center"/>
+            </w:pPr>
+            <w:r/>
+            <w:r>
+              <w:rPr>
+                <w:rFonts w:ascii="微软雅黑" w:hAnsi="微软雅黑" w:eastAsia="微软雅黑"/>
+                <w:b w:val="0"/>
+                <w:color w:val="333333"/>
+                <w:sz w:val="20"/>
+              </w:rPr>
+              <w:t>第二序列</w:t>
+            </w:r>
+          </w:p>
+        </w:tc>
+        <w:tc>
+          <w:tcPr>
+            <w:tcW w:type="dxa" w:w="1338"/>
+            <w:shd w:val="clear" w:color="auto" w:fill="FFFFFF"/>
+            <w:vAlign w:val="center"/>
+          </w:tcPr>
+          <w:p>
+            <w:pPr>
+              <w:spacing w:before="80" w:after="80" w:line="276" w:lineRule="auto"/>
+              <w:jc w:val="center"/>
+            </w:pPr>
+            <w:r/>
+            <w:r>
+              <w:rPr>
+                <w:rFonts w:ascii="微软雅黑" w:hAnsi="微软雅黑" w:eastAsia="微软雅黑"/>
+                <w:b w:val="0"/>
+                <w:color w:val="333333"/>
+                <w:sz w:val="20"/>
+              </w:rPr>
+              <w:t>品牌列</w:t>
+            </w:r>
+          </w:p>
+        </w:tc>
+        <w:tc>
+          <w:tcPr>
+            <w:tcW w:type="dxa" w:w="1338"/>
+            <w:shd w:val="clear" w:color="auto" w:fill="FFFFFF"/>
+            <w:vAlign w:val="center"/>
+          </w:tcPr>
+          <w:p>
+            <w:pPr>
+              <w:spacing w:before="80" w:after="80" w:line="276" w:lineRule="auto"/>
+              <w:jc w:val="center"/>
+            </w:pPr>
+            <w:r/>
+            <w:r>
+              <w:rPr>
+                <w:rFonts w:ascii="微软雅黑" w:hAnsi="微软雅黑" w:eastAsia="微软雅黑"/>
+                <w:b w:val="0"/>
+                <w:color w:val="333333"/>
+                <w:sz w:val="20"/>
+              </w:rPr>
+              <w:t>鸣谢列</w:t>
+            </w:r>
+          </w:p>
+        </w:tc>
+        <w:tc>
+          <w:tcPr>
+            <w:tcW w:type="dxa" w:w="1360"/>
+            <w:shd w:val="clear" w:color="auto" w:fill="FFFFFF"/>
+            <w:vAlign w:val="center"/>
+          </w:tcPr>
+          <w:p>
+            <w:pPr>
+              <w:spacing w:before="80" w:after="80" w:line="276" w:lineRule="auto"/>
+              <w:jc w:val="center"/>
+            </w:pPr>
+            <w:r/>
+            <w:r>
+              <w:rPr>
+                <w:rFonts w:ascii="微软雅黑" w:hAnsi="微软雅黑" w:eastAsia="微软雅黑"/>
+                <w:b w:val="0"/>
+                <w:color w:val="333333"/>
+                <w:sz w:val="20"/>
+              </w:rPr>
+              <w:t>名单</w:t>
+            </w:r>
+          </w:p>
+        </w:tc>
+      </w:tr>
+      <w:tr>
+        <w:trPr>
+          <w:cantSplit/>
+        </w:trPr>
+        <w:tc>
+          <w:tcPr>
+            <w:tcW w:type="dxa" w:w="1247"/>
+            <w:shd w:val="clear" w:color="auto" w:fill="F5F7FA"/>
+            <w:vAlign w:val="center"/>
+          </w:tcPr>
+          <w:p>
+            <w:pPr>
+              <w:spacing w:before="80" w:after="80" w:line="276" w:lineRule="auto"/>
+              <w:jc w:val="left"/>
+            </w:pPr>
+            <w:r/>
+            <w:r>
+              <w:rPr>
+                <w:rFonts w:ascii="微软雅黑" w:hAnsi="微软雅黑" w:eastAsia="微软雅黑"/>
+                <w:b/>
+                <w:color w:val="333333"/>
+                <w:sz w:val="20"/>
+              </w:rPr>
+              <w:t>背景板</w:t>
+            </w:r>
+          </w:p>
+        </w:tc>
+        <w:tc>
+          <w:tcPr>
+            <w:tcW w:type="dxa" w:w="1338"/>
+            <w:shd w:val="clear" w:color="auto" w:fill="F5F7FA"/>
+            <w:vAlign w:val="center"/>
+          </w:tcPr>
+          <w:p>
+            <w:pPr>
+              <w:spacing w:before="80" w:after="80" w:line="276" w:lineRule="auto"/>
+              <w:jc w:val="center"/>
+            </w:pPr>
+            <w:r/>
+            <w:r>
+              <w:rPr>
+                <w:rFonts w:ascii="微软雅黑" w:hAnsi="微软雅黑" w:eastAsia="微软雅黑"/>
+                <w:b w:val="0"/>
+                <w:color w:val="333333"/>
+                <w:sz w:val="20"/>
+              </w:rPr>
+              <w:t>主标识</w:t>
+            </w:r>
+          </w:p>
+        </w:tc>
+        <w:tc>
+          <w:tcPr>
+            <w:tcW w:type="dxa" w:w="1338"/>
+            <w:shd w:val="clear" w:color="auto" w:fill="F5F7FA"/>
+            <w:vAlign w:val="center"/>
+          </w:tcPr>
+          <w:p>
+            <w:pPr>
+              <w:spacing w:before="80" w:after="80" w:line="276" w:lineRule="auto"/>
+              <w:jc w:val="center"/>
+            </w:pPr>
+            <w:r/>
+            <w:r>
+              <w:rPr>
+                <w:rFonts w:ascii="微软雅黑" w:hAnsi="微软雅黑" w:eastAsia="微软雅黑"/>
+                <w:b w:val="0"/>
+                <w:color w:val="333333"/>
+                <w:sz w:val="20"/>
+              </w:rPr>
+              <w:t>次主标识</w:t>
+            </w:r>
+          </w:p>
+        </w:tc>
+        <w:tc>
+          <w:tcPr>
+            <w:tcW w:type="dxa" w:w="1338"/>
+            <w:shd w:val="clear" w:color="auto" w:fill="F5F7FA"/>
+            <w:vAlign w:val="center"/>
+          </w:tcPr>
+          <w:p>
+            <w:pPr>
+              <w:spacing w:before="80" w:after="80" w:line="276" w:lineRule="auto"/>
+              <w:jc w:val="center"/>
+            </w:pPr>
+            <w:r/>
+            <w:r>
+              <w:rPr>
+                <w:rFonts w:ascii="微软雅黑" w:hAnsi="微软雅黑" w:eastAsia="微软雅黑"/>
+                <w:b w:val="0"/>
+                <w:color w:val="333333"/>
+                <w:sz w:val="20"/>
+              </w:rPr>
+              <w:t>有</w:t>
+            </w:r>
+          </w:p>
+        </w:tc>
+        <w:tc>
+          <w:tcPr>
+            <w:tcW w:type="dxa" w:w="1338"/>
+            <w:shd w:val="clear" w:color="auto" w:fill="F5F7FA"/>
+            <w:vAlign w:val="center"/>
+          </w:tcPr>
+          <w:p>
+            <w:pPr>
+              <w:spacing w:before="80" w:after="80" w:line="276" w:lineRule="auto"/>
+              <w:jc w:val="center"/>
+            </w:pPr>
+            <w:r/>
+            <w:r>
+              <w:rPr>
+                <w:rFonts w:ascii="微软雅黑" w:hAnsi="微软雅黑" w:eastAsia="微软雅黑"/>
+                <w:b w:val="0"/>
+                <w:color w:val="333333"/>
+                <w:sz w:val="20"/>
+              </w:rPr>
+              <w:t>品牌列</w:t>
+            </w:r>
+          </w:p>
+        </w:tc>
+        <w:tc>
+          <w:tcPr>
+            <w:tcW w:type="dxa" w:w="1338"/>
+            <w:shd w:val="clear" w:color="auto" w:fill="F5F7FA"/>
+            <w:vAlign w:val="center"/>
+          </w:tcPr>
+          <w:p>
+            <w:pPr>
+              <w:spacing w:before="80" w:after="80" w:line="276" w:lineRule="auto"/>
+              <w:jc w:val="center"/>
+            </w:pPr>
+            <w:r/>
+            <w:r>
+              <w:rPr>
+                <w:rFonts w:ascii="微软雅黑" w:hAnsi="微软雅黑" w:eastAsia="微软雅黑"/>
+                <w:b w:val="0"/>
+                <w:color w:val="333333"/>
+                <w:sz w:val="20"/>
+              </w:rPr>
+              <w:t>鸣谢区</w:t>
+            </w:r>
+          </w:p>
+        </w:tc>
+        <w:tc>
+          <w:tcPr>
+            <w:tcW w:type="dxa" w:w="1360"/>
+            <w:shd w:val="clear" w:color="auto" w:fill="F5F7FA"/>
+            <w:vAlign w:val="center"/>
+          </w:tcPr>
+          <w:p>
+            <w:pPr>
+              <w:spacing w:before="80" w:after="80" w:line="276" w:lineRule="auto"/>
+              <w:jc w:val="center"/>
+            </w:pPr>
+            <w:r/>
+            <w:r>
+              <w:rPr>
+                <w:rFonts w:ascii="微软雅黑" w:hAnsi="微软雅黑" w:eastAsia="微软雅黑"/>
+                <w:b w:val="0"/>
+                <w:color w:val="333333"/>
+                <w:sz w:val="20"/>
+              </w:rPr>
+              <w:t>不单列</w:t>
+            </w:r>
+          </w:p>
+        </w:tc>
+      </w:tr>
+      <w:tr>
+        <w:trPr>
+          <w:cantSplit/>
+        </w:trPr>
+        <w:tc>
+          <w:tcPr>
+            <w:tcW w:type="dxa" w:w="1247"/>
+            <w:shd w:val="clear" w:color="auto" w:fill="FFFFFF"/>
+            <w:vAlign w:val="center"/>
+          </w:tcPr>
+          <w:p>
+            <w:pPr>
+              <w:spacing w:before="80" w:after="80" w:line="276" w:lineRule="auto"/>
+              <w:jc w:val="left"/>
+            </w:pPr>
+            <w:r/>
+            <w:r>
+              <w:rPr>
+                <w:rFonts w:ascii="微软雅黑" w:hAnsi="微软雅黑" w:eastAsia="微软雅黑"/>
+                <w:b/>
+                <w:color w:val="333333"/>
+                <w:sz w:val="20"/>
+              </w:rPr>
+              <w:t>开场</w:t>
+            </w:r>
+          </w:p>
+        </w:tc>
+        <w:tc>
+          <w:tcPr>
+            <w:tcW w:type="dxa" w:w="1338"/>
+            <w:shd w:val="clear" w:color="auto" w:fill="FFFFFF"/>
+            <w:vAlign w:val="center"/>
+          </w:tcPr>
+          <w:p>
+            <w:pPr>
+              <w:spacing w:before="80" w:after="80" w:line="276" w:lineRule="auto"/>
+              <w:jc w:val="center"/>
+            </w:pPr>
+            <w:r/>
+            <w:r>
+              <w:rPr>
+                <w:rFonts w:ascii="微软雅黑" w:hAnsi="微软雅黑" w:eastAsia="微软雅黑"/>
+                <w:b w:val="0"/>
+                <w:color w:val="333333"/>
+                <w:sz w:val="20"/>
+              </w:rPr>
+              <w:t>口播+60秒</w:t>
+            </w:r>
+          </w:p>
+        </w:tc>
+        <w:tc>
+          <w:tcPr>
+            <w:tcW w:type="dxa" w:w="1338"/>
+            <w:shd w:val="clear" w:color="auto" w:fill="FFFFFF"/>
+            <w:vAlign w:val="center"/>
+          </w:tcPr>
+          <w:p>
+            <w:pPr>
+              <w:spacing w:before="80" w:after="80" w:line="276" w:lineRule="auto"/>
+              <w:jc w:val="center"/>
+            </w:pPr>
+            <w:r/>
+            <w:r>
+              <w:rPr>
+                <w:rFonts w:ascii="微软雅黑" w:hAnsi="微软雅黑" w:eastAsia="微软雅黑"/>
+                <w:b w:val="0"/>
+                <w:color w:val="333333"/>
+                <w:sz w:val="20"/>
+              </w:rPr>
+              <w:t>单独口播</w:t>
+            </w:r>
+          </w:p>
+        </w:tc>
+        <w:tc>
+          <w:tcPr>
+            <w:tcW w:type="dxa" w:w="1338"/>
+            <w:shd w:val="clear" w:color="auto" w:fill="FFFFFF"/>
+            <w:vAlign w:val="center"/>
+          </w:tcPr>
+          <w:p>
+            <w:pPr>
+              <w:spacing w:before="80" w:after="80" w:line="276" w:lineRule="auto"/>
+              <w:jc w:val="center"/>
+            </w:pPr>
+            <w:r/>
+            <w:r>
+              <w:rPr>
+                <w:rFonts w:ascii="微软雅黑" w:hAnsi="微软雅黑" w:eastAsia="微软雅黑"/>
+                <w:b w:val="0"/>
+                <w:color w:val="333333"/>
+                <w:sz w:val="20"/>
+              </w:rPr>
+              <w:t>口播名称</w:t>
+            </w:r>
+          </w:p>
+        </w:tc>
+        <w:tc>
+          <w:tcPr>
+            <w:tcW w:type="dxa" w:w="1338"/>
+            <w:shd w:val="clear" w:color="auto" w:fill="FFFFFF"/>
+            <w:vAlign w:val="center"/>
+          </w:tcPr>
+          <w:p>
+            <w:pPr>
+              <w:spacing w:before="80" w:after="80" w:line="276" w:lineRule="auto"/>
+              <w:jc w:val="center"/>
+            </w:pPr>
+            <w:r/>
+            <w:r>
+              <w:rPr>
+                <w:rFonts w:ascii="微软雅黑" w:hAnsi="微软雅黑" w:eastAsia="微软雅黑"/>
+                <w:b w:val="0"/>
+                <w:color w:val="333333"/>
+                <w:sz w:val="20"/>
+              </w:rPr>
+              <w:t>集体鸣谢</w:t>
+            </w:r>
+          </w:p>
+        </w:tc>
+        <w:tc>
+          <w:tcPr>
+            <w:tcW w:type="dxa" w:w="1338"/>
+            <w:shd w:val="clear" w:color="auto" w:fill="FFFFFF"/>
+            <w:vAlign w:val="center"/>
+          </w:tcPr>
+          <w:p>
+            <w:pPr>
+              <w:spacing w:before="80" w:after="80" w:line="276" w:lineRule="auto"/>
+              <w:jc w:val="center"/>
+            </w:pPr>
+            <w:r/>
+            <w:r>
+              <w:rPr>
+                <w:rFonts w:ascii="微软雅黑" w:hAnsi="微软雅黑" w:eastAsia="微软雅黑"/>
+                <w:b w:val="0"/>
+                <w:color w:val="333333"/>
+                <w:sz w:val="20"/>
+              </w:rPr>
+              <w:t>集体鸣谢</w:t>
+            </w:r>
+          </w:p>
+        </w:tc>
+        <w:tc>
+          <w:tcPr>
+            <w:tcW w:type="dxa" w:w="1360"/>
+            <w:shd w:val="clear" w:color="auto" w:fill="FFFFFF"/>
+            <w:vAlign w:val="center"/>
+          </w:tcPr>
+          <w:p>
+            <w:pPr>
+              <w:spacing w:before="80" w:after="80" w:line="276" w:lineRule="auto"/>
+              <w:jc w:val="center"/>
+            </w:pPr>
+            <w:r/>
+            <w:r>
+              <w:rPr>
+                <w:rFonts w:ascii="微软雅黑" w:hAnsi="微软雅黑" w:eastAsia="微软雅黑"/>
+                <w:b w:val="0"/>
+                <w:color w:val="333333"/>
+                <w:sz w:val="20"/>
+              </w:rPr>
+              <w:t>列入名单</w:t>
+            </w:r>
+          </w:p>
+        </w:tc>
+      </w:tr>
+      <w:tr>
+        <w:trPr>
+          <w:cantSplit/>
+        </w:trPr>
+        <w:tc>
+          <w:tcPr>
+            <w:tcW w:type="dxa" w:w="1247"/>
+            <w:shd w:val="clear" w:color="auto" w:fill="F5F7FA"/>
+            <w:vAlign w:val="center"/>
+          </w:tcPr>
+          <w:p>
+            <w:pPr>
+              <w:spacing w:before="80" w:after="80" w:line="276" w:lineRule="auto"/>
+              <w:jc w:val="left"/>
+            </w:pPr>
+            <w:r/>
+            <w:r>
+              <w:rPr>
+                <w:rFonts w:ascii="微软雅黑" w:hAnsi="微软雅黑" w:eastAsia="微软雅黑"/>
+                <w:b/>
+                <w:color w:val="333333"/>
+                <w:sz w:val="20"/>
+              </w:rPr>
+              <w:t>门票</w:t>
+            </w:r>
+          </w:p>
+        </w:tc>
+        <w:tc>
+          <w:tcPr>
+            <w:tcW w:type="dxa" w:w="1338"/>
+            <w:shd w:val="clear" w:color="auto" w:fill="F5F7FA"/>
+            <w:vAlign w:val="center"/>
+          </w:tcPr>
+          <w:p>
+            <w:pPr>
+              <w:spacing w:before="80" w:after="80" w:line="276" w:lineRule="auto"/>
+              <w:jc w:val="center"/>
+            </w:pPr>
+            <w:r/>
+            <w:r>
+              <w:rPr>
+                <w:rFonts w:ascii="微软雅黑" w:hAnsi="微软雅黑" w:eastAsia="微软雅黑"/>
+                <w:b w:val="0"/>
+                <w:color w:val="333333"/>
+                <w:sz w:val="20"/>
+              </w:rPr>
+              <w:t>前排 4 张</w:t>
+            </w:r>
+          </w:p>
+        </w:tc>
+        <w:tc>
+          <w:tcPr>
+            <w:tcW w:type="dxa" w:w="1338"/>
+            <w:shd w:val="clear" w:color="auto" w:fill="F5F7FA"/>
+            <w:vAlign w:val="center"/>
+          </w:tcPr>
+          <w:p>
+            <w:pPr>
+              <w:spacing w:before="80" w:after="80" w:line="276" w:lineRule="auto"/>
+              <w:jc w:val="center"/>
+            </w:pPr>
+            <w:r/>
+            <w:r>
+              <w:rPr>
+                <w:rFonts w:ascii="微软雅黑" w:hAnsi="微软雅黑" w:eastAsia="微软雅黑"/>
+                <w:b w:val="0"/>
+                <w:color w:val="333333"/>
+                <w:sz w:val="20"/>
+              </w:rPr>
+              <w:t>前排 2 张</w:t>
+            </w:r>
+          </w:p>
+        </w:tc>
+        <w:tc>
+          <w:tcPr>
+            <w:tcW w:type="dxa" w:w="1338"/>
+            <w:shd w:val="clear" w:color="auto" w:fill="F5F7FA"/>
+            <w:vAlign w:val="center"/>
+          </w:tcPr>
+          <w:p>
+            <w:pPr>
+              <w:spacing w:before="80" w:after="80" w:line="276" w:lineRule="auto"/>
+              <w:jc w:val="center"/>
+            </w:pPr>
+            <w:r/>
+            <w:r>
+              <w:rPr>
+                <w:rFonts w:ascii="微软雅黑" w:hAnsi="微软雅黑" w:eastAsia="微软雅黑"/>
+                <w:b w:val="0"/>
+                <w:color w:val="333333"/>
+                <w:sz w:val="20"/>
+              </w:rPr>
+              <w:t>前排 2 张</w:t>
+            </w:r>
+          </w:p>
+        </w:tc>
+        <w:tc>
+          <w:tcPr>
+            <w:tcW w:type="dxa" w:w="1338"/>
+            <w:shd w:val="clear" w:color="auto" w:fill="F5F7FA"/>
+            <w:vAlign w:val="center"/>
+          </w:tcPr>
+          <w:p>
+            <w:pPr>
+              <w:spacing w:before="80" w:after="80" w:line="276" w:lineRule="auto"/>
+              <w:jc w:val="center"/>
+            </w:pPr>
+            <w:r/>
+            <w:r>
+              <w:rPr>
+                <w:rFonts w:ascii="微软雅黑" w:hAnsi="微软雅黑" w:eastAsia="微软雅黑"/>
+                <w:b w:val="0"/>
+                <w:color w:val="333333"/>
+                <w:sz w:val="20"/>
+              </w:rPr>
+              <w:t>中排 2 张</w:t>
+            </w:r>
+          </w:p>
+        </w:tc>
+        <w:tc>
+          <w:tcPr>
+            <w:tcW w:type="dxa" w:w="1338"/>
+            <w:shd w:val="clear" w:color="auto" w:fill="F5F7FA"/>
+            <w:vAlign w:val="center"/>
+          </w:tcPr>
+          <w:p>
+            <w:pPr>
+              <w:spacing w:before="80" w:after="80" w:line="276" w:lineRule="auto"/>
+              <w:jc w:val="center"/>
+            </w:pPr>
+            <w:r/>
+            <w:r>
+              <w:rPr>
+                <w:rFonts w:ascii="微软雅黑" w:hAnsi="微软雅黑" w:eastAsia="微软雅黑"/>
+                <w:b w:val="0"/>
+                <w:color w:val="333333"/>
+                <w:sz w:val="20"/>
+              </w:rPr>
+              <w:t>中排 2 张</w:t>
+            </w:r>
+          </w:p>
+        </w:tc>
+        <w:tc>
+          <w:tcPr>
+            <w:tcW w:type="dxa" w:w="1360"/>
+            <w:shd w:val="clear" w:color="auto" w:fill="F5F7FA"/>
+            <w:vAlign w:val="center"/>
+          </w:tcPr>
+          <w:p>
+            <w:pPr>
+              <w:spacing w:before="80" w:after="80" w:line="276" w:lineRule="auto"/>
+              <w:jc w:val="center"/>
+            </w:pPr>
+            <w:r/>
+            <w:r>
+              <w:rPr>
+                <w:rFonts w:ascii="微软雅黑" w:hAnsi="微软雅黑" w:eastAsia="微软雅黑"/>
+                <w:b w:val="0"/>
+                <w:color w:val="333333"/>
+                <w:sz w:val="20"/>
+              </w:rPr>
+              <w:t>后排 2 张</w:t>
+            </w:r>
+          </w:p>
+        </w:tc>
+      </w:tr>
+      <w:tr>
+        <w:trPr>
+          <w:cantSplit/>
+        </w:trPr>
+        <w:tc>
+          <w:tcPr>
+            <w:tcW w:type="dxa" w:w="1247"/>
+            <w:shd w:val="clear" w:color="auto" w:fill="FFFFFF"/>
+            <w:vAlign w:val="center"/>
+          </w:tcPr>
+          <w:p>
+            <w:pPr>
+              <w:spacing w:before="80" w:after="80" w:line="276" w:lineRule="auto"/>
+              <w:jc w:val="left"/>
+            </w:pPr>
+            <w:r/>
+            <w:r>
+              <w:rPr>
+                <w:rFonts w:ascii="微软雅黑" w:hAnsi="微软雅黑" w:eastAsia="微软雅黑"/>
+                <w:b/>
+                <w:color w:val="333333"/>
+                <w:sz w:val="20"/>
+              </w:rPr>
               <w:t>签到资料</w:t>
             </w:r>
           </w:p>
         </w:tc>
         <w:tc>
           <w:tcPr>
-            <w:tcW w:type="dxa" w:w="2381"/>
-            <w:shd w:val="clear" w:color="auto" w:fill="F5F7FA"/>
+            <w:tcW w:type="dxa" w:w="1338"/>
+            <w:shd w:val="clear" w:color="auto" w:fill="FFFFFF"/>
             <w:vAlign w:val="center"/>
           </w:tcPr>
           <w:p>
@@ -2386,8 +3446,8 @@
         </w:tc>
         <w:tc>
           <w:tcPr>
-            <w:tcW w:type="dxa" w:w="2494"/>
-            <w:shd w:val="clear" w:color="auto" w:fill="F5F7FA"/>
+            <w:tcW w:type="dxa" w:w="1338"/>
+            <w:shd w:val="clear" w:color="auto" w:fill="FFFFFF"/>
             <w:vAlign w:val="center"/>
           </w:tcPr>
           <w:p>
@@ -2409,8 +3469,77 @@
         </w:tc>
         <w:tc>
           <w:tcPr>
-            <w:tcW w:type="dxa" w:w="2381"/>
-            <w:shd w:val="clear" w:color="auto" w:fill="F5F7FA"/>
+            <w:tcW w:type="dxa" w:w="1338"/>
+            <w:shd w:val="clear" w:color="auto" w:fill="FFFFFF"/>
+            <w:vAlign w:val="center"/>
+          </w:tcPr>
+          <w:p>
+            <w:pPr>
+              <w:spacing w:before="80" w:after="80" w:line="276" w:lineRule="auto"/>
+              <w:jc w:val="center"/>
+            </w:pPr>
+            <w:r/>
+            <w:r>
+              <w:rPr>
+                <w:rFonts w:ascii="微软雅黑" w:hAnsi="微软雅黑" w:eastAsia="微软雅黑"/>
+                <w:b w:val="0"/>
+                <w:color w:val="333333"/>
+                <w:sz w:val="20"/>
+              </w:rPr>
+              <w:t>—</w:t>
+            </w:r>
+          </w:p>
+        </w:tc>
+        <w:tc>
+          <w:tcPr>
+            <w:tcW w:type="dxa" w:w="1338"/>
+            <w:shd w:val="clear" w:color="auto" w:fill="FFFFFF"/>
+            <w:vAlign w:val="center"/>
+          </w:tcPr>
+          <w:p>
+            <w:pPr>
+              <w:spacing w:before="80" w:after="80" w:line="276" w:lineRule="auto"/>
+              <w:jc w:val="center"/>
+            </w:pPr>
+            <w:r/>
+            <w:r>
+              <w:rPr>
+                <w:rFonts w:ascii="微软雅黑" w:hAnsi="微软雅黑" w:eastAsia="微软雅黑"/>
+                <w:b w:val="0"/>
+                <w:color w:val="333333"/>
+                <w:sz w:val="20"/>
+              </w:rPr>
+              <w:t>—</w:t>
+            </w:r>
+          </w:p>
+        </w:tc>
+        <w:tc>
+          <w:tcPr>
+            <w:tcW w:type="dxa" w:w="1338"/>
+            <w:shd w:val="clear" w:color="auto" w:fill="FFFFFF"/>
+            <w:vAlign w:val="center"/>
+          </w:tcPr>
+          <w:p>
+            <w:pPr>
+              <w:spacing w:before="80" w:after="80" w:line="276" w:lineRule="auto"/>
+              <w:jc w:val="center"/>
+            </w:pPr>
+            <w:r/>
+            <w:r>
+              <w:rPr>
+                <w:rFonts w:ascii="微软雅黑" w:hAnsi="微软雅黑" w:eastAsia="微软雅黑"/>
+                <w:b w:val="0"/>
+                <w:color w:val="333333"/>
+                <w:sz w:val="20"/>
+              </w:rPr>
+              <w:t>—</w:t>
+            </w:r>
+          </w:p>
+        </w:tc>
+        <w:tc>
+          <w:tcPr>
+            <w:tcW w:type="dxa" w:w="1360"/>
+            <w:shd w:val="clear" w:color="auto" w:fill="FFFFFF"/>
             <w:vAlign w:val="center"/>
           </w:tcPr>
           <w:p>
@@ -2437,8 +3566,8 @@
         </w:trPr>
         <w:tc>
           <w:tcPr>
-            <w:tcW w:type="dxa" w:w="2041"/>
-            <w:shd w:val="clear" w:color="auto" w:fill="FFFFFF"/>
+            <w:tcW w:type="dxa" w:w="1247"/>
+            <w:shd w:val="clear" w:color="auto" w:fill="F5F7FA"/>
             <w:vAlign w:val="center"/>
           </w:tcPr>
           <w:p>
@@ -2460,8 +3589,8 @@
         </w:tc>
         <w:tc>
           <w:tcPr>
-            <w:tcW w:type="dxa" w:w="2381"/>
-            <w:shd w:val="clear" w:color="auto" w:fill="FFFFFF"/>
+            <w:tcW w:type="dxa" w:w="1338"/>
+            <w:shd w:val="clear" w:color="auto" w:fill="F5F7FA"/>
             <w:vAlign w:val="center"/>
           </w:tcPr>
           <w:p>
@@ -2483,8 +3612,8 @@
         </w:tc>
         <w:tc>
           <w:tcPr>
-            <w:tcW w:type="dxa" w:w="2494"/>
-            <w:shd w:val="clear" w:color="auto" w:fill="FFFFFF"/>
+            <w:tcW w:type="dxa" w:w="1338"/>
+            <w:shd w:val="clear" w:color="auto" w:fill="F5F7FA"/>
             <w:vAlign w:val="center"/>
           </w:tcPr>
           <w:p>
@@ -2506,8 +3635,77 @@
         </w:tc>
         <w:tc>
           <w:tcPr>
-            <w:tcW w:type="dxa" w:w="2381"/>
-            <w:shd w:val="clear" w:color="auto" w:fill="FFFFFF"/>
+            <w:tcW w:type="dxa" w:w="1338"/>
+            <w:shd w:val="clear" w:color="auto" w:fill="F5F7FA"/>
+            <w:vAlign w:val="center"/>
+          </w:tcPr>
+          <w:p>
+            <w:pPr>
+              <w:spacing w:before="80" w:after="80" w:line="276" w:lineRule="auto"/>
+              <w:jc w:val="center"/>
+            </w:pPr>
+            <w:r/>
+            <w:r>
+              <w:rPr>
+                <w:rFonts w:ascii="微软雅黑" w:hAnsi="微软雅黑" w:eastAsia="微软雅黑"/>
+                <w:b w:val="0"/>
+                <w:color w:val="333333"/>
+                <w:sz w:val="20"/>
+              </w:rPr>
+              <w:t>可用</w:t>
+            </w:r>
+          </w:p>
+        </w:tc>
+        <w:tc>
+          <w:tcPr>
+            <w:tcW w:type="dxa" w:w="1338"/>
+            <w:shd w:val="clear" w:color="auto" w:fill="F5F7FA"/>
+            <w:vAlign w:val="center"/>
+          </w:tcPr>
+          <w:p>
+            <w:pPr>
+              <w:spacing w:before="80" w:after="80" w:line="276" w:lineRule="auto"/>
+              <w:jc w:val="center"/>
+            </w:pPr>
+            <w:r/>
+            <w:r>
+              <w:rPr>
+                <w:rFonts w:ascii="微软雅黑" w:hAnsi="微软雅黑" w:eastAsia="微软雅黑"/>
+                <w:b w:val="0"/>
+                <w:color w:val="333333"/>
+                <w:sz w:val="20"/>
+              </w:rPr>
+              <w:t>可用</w:t>
+            </w:r>
+          </w:p>
+        </w:tc>
+        <w:tc>
+          <w:tcPr>
+            <w:tcW w:type="dxa" w:w="1338"/>
+            <w:shd w:val="clear" w:color="auto" w:fill="F5F7FA"/>
+            <w:vAlign w:val="center"/>
+          </w:tcPr>
+          <w:p>
+            <w:pPr>
+              <w:spacing w:before="80" w:after="80" w:line="276" w:lineRule="auto"/>
+              <w:jc w:val="center"/>
+            </w:pPr>
+            <w:r/>
+            <w:r>
+              <w:rPr>
+                <w:rFonts w:ascii="微软雅黑" w:hAnsi="微软雅黑" w:eastAsia="微软雅黑"/>
+                <w:b w:val="0"/>
+                <w:color w:val="333333"/>
+                <w:sz w:val="20"/>
+              </w:rPr>
+              <w:t>可用</w:t>
+            </w:r>
+          </w:p>
+        </w:tc>
+        <w:tc>
+          <w:tcPr>
+            <w:tcW w:type="dxa" w:w="1360"/>
+            <w:shd w:val="clear" w:color="auto" w:fill="F5F7FA"/>
             <w:vAlign w:val="center"/>
           </w:tcPr>
           <w:p>
@@ -2534,8 +3732,8 @@
         </w:trPr>
         <w:tc>
           <w:tcPr>
-            <w:tcW w:type="dxa" w:w="2041"/>
-            <w:shd w:val="clear" w:color="auto" w:fill="F5F7FA"/>
+            <w:tcW w:type="dxa" w:w="1247"/>
+            <w:shd w:val="clear" w:color="auto" w:fill="FFFFFF"/>
             <w:vAlign w:val="center"/>
           </w:tcPr>
           <w:p>
@@ -2557,8 +3755,8 @@
         </w:tc>
         <w:tc>
           <w:tcPr>
-            <w:tcW w:type="dxa" w:w="2381"/>
-            <w:shd w:val="clear" w:color="auto" w:fill="F5F7FA"/>
+            <w:tcW w:type="dxa" w:w="1338"/>
+            <w:shd w:val="clear" w:color="auto" w:fill="FFFFFF"/>
             <w:vAlign w:val="center"/>
           </w:tcPr>
           <w:p>
@@ -2580,8 +3778,8 @@
         </w:tc>
         <w:tc>
           <w:tcPr>
-            <w:tcW w:type="dxa" w:w="2494"/>
-            <w:shd w:val="clear" w:color="auto" w:fill="F5F7FA"/>
+            <w:tcW w:type="dxa" w:w="1338"/>
+            <w:shd w:val="clear" w:color="auto" w:fill="FFFFFF"/>
             <w:vAlign w:val="center"/>
           </w:tcPr>
           <w:p>
@@ -2603,8 +3801,77 @@
         </w:tc>
         <w:tc>
           <w:tcPr>
-            <w:tcW w:type="dxa" w:w="2381"/>
-            <w:shd w:val="clear" w:color="auto" w:fill="F5F7FA"/>
+            <w:tcW w:type="dxa" w:w="1338"/>
+            <w:shd w:val="clear" w:color="auto" w:fill="FFFFFF"/>
+            <w:vAlign w:val="center"/>
+          </w:tcPr>
+          <w:p>
+            <w:pPr>
+              <w:spacing w:before="80" w:after="80" w:line="276" w:lineRule="auto"/>
+              <w:jc w:val="center"/>
+            </w:pPr>
+            <w:r/>
+            <w:r>
+              <w:rPr>
+                <w:rFonts w:ascii="微软雅黑" w:hAnsi="微软雅黑" w:eastAsia="微软雅黑"/>
+                <w:b w:val="0"/>
+                <w:color w:val="333333"/>
+                <w:sz w:val="20"/>
+              </w:rPr>
+              <w:t>不含</w:t>
+            </w:r>
+          </w:p>
+        </w:tc>
+        <w:tc>
+          <w:tcPr>
+            <w:tcW w:type="dxa" w:w="1338"/>
+            <w:shd w:val="clear" w:color="auto" w:fill="FFFFFF"/>
+            <w:vAlign w:val="center"/>
+          </w:tcPr>
+          <w:p>
+            <w:pPr>
+              <w:spacing w:before="80" w:after="80" w:line="276" w:lineRule="auto"/>
+              <w:jc w:val="center"/>
+            </w:pPr>
+            <w:r/>
+            <w:r>
+              <w:rPr>
+                <w:rFonts w:ascii="微软雅黑" w:hAnsi="微软雅黑" w:eastAsia="微软雅黑"/>
+                <w:b w:val="0"/>
+                <w:color w:val="333333"/>
+                <w:sz w:val="20"/>
+              </w:rPr>
+              <w:t>不含</w:t>
+            </w:r>
+          </w:p>
+        </w:tc>
+        <w:tc>
+          <w:tcPr>
+            <w:tcW w:type="dxa" w:w="1338"/>
+            <w:shd w:val="clear" w:color="auto" w:fill="FFFFFF"/>
+            <w:vAlign w:val="center"/>
+          </w:tcPr>
+          <w:p>
+            <w:pPr>
+              <w:spacing w:before="80" w:after="80" w:line="276" w:lineRule="auto"/>
+              <w:jc w:val="center"/>
+            </w:pPr>
+            <w:r/>
+            <w:r>
+              <w:rPr>
+                <w:rFonts w:ascii="微软雅黑" w:hAnsi="微软雅黑" w:eastAsia="微软雅黑"/>
+                <w:b w:val="0"/>
+                <w:color w:val="333333"/>
+                <w:sz w:val="20"/>
+              </w:rPr>
+              <w:t>不含</w:t>
+            </w:r>
+          </w:p>
+        </w:tc>
+        <w:tc>
+          <w:tcPr>
+            <w:tcW w:type="dxa" w:w="1360"/>
+            <w:shd w:val="clear" w:color="auto" w:fill="FFFFFF"/>
             <w:vAlign w:val="center"/>
           </w:tcPr>
           <w:p>
@@ -2631,8 +3898,8 @@
         </w:trPr>
         <w:tc>
           <w:tcPr>
-            <w:tcW w:type="dxa" w:w="2041"/>
-            <w:shd w:val="clear" w:color="auto" w:fill="FFFFFF"/>
+            <w:tcW w:type="dxa" w:w="1247"/>
+            <w:shd w:val="clear" w:color="auto" w:fill="F5F7FA"/>
             <w:vAlign w:val="center"/>
           </w:tcPr>
           <w:p>
@@ -2648,14 +3915,14 @@
                 <w:color w:val="333333"/>
                 <w:sz w:val="20"/>
               </w:rPr>
-              <w:t>同业独家</w:t>
+              <w:t>同业</w:t>
             </w:r>
           </w:p>
         </w:tc>
         <w:tc>
           <w:tcPr>
-            <w:tcW w:type="dxa" w:w="2381"/>
-            <w:shd w:val="clear" w:color="auto" w:fill="FFFFFF"/>
+            <w:tcW w:type="dxa" w:w="1338"/>
+            <w:shd w:val="clear" w:color="auto" w:fill="F5F7FA"/>
             <w:vAlign w:val="center"/>
           </w:tcPr>
           <w:p>
@@ -2671,14 +3938,14 @@
                 <w:color w:val="333333"/>
                 <w:sz w:val="20"/>
               </w:rPr>
-              <w:t>是</w:t>
+              <w:t>独家</w:t>
             </w:r>
           </w:p>
         </w:tc>
         <w:tc>
           <w:tcPr>
-            <w:tcW w:type="dxa" w:w="2494"/>
-            <w:shd w:val="clear" w:color="auto" w:fill="FFFFFF"/>
+            <w:tcW w:type="dxa" w:w="1338"/>
+            <w:shd w:val="clear" w:color="auto" w:fill="F5F7FA"/>
             <w:vAlign w:val="center"/>
           </w:tcPr>
           <w:p>
@@ -2694,14 +3961,14 @@
                 <w:color w:val="333333"/>
                 <w:sz w:val="20"/>
               </w:rPr>
-              <w:t>两家之间避开竞品</w:t>
+              <w:t>错开首席</w:t>
             </w:r>
           </w:p>
         </w:tc>
         <w:tc>
           <w:tcPr>
-            <w:tcW w:type="dxa" w:w="2381"/>
-            <w:shd w:val="clear" w:color="auto" w:fill="FFFFFF"/>
+            <w:tcW w:type="dxa" w:w="1338"/>
+            <w:shd w:val="clear" w:color="auto" w:fill="F5F7FA"/>
             <w:vAlign w:val="center"/>
           </w:tcPr>
           <w:p>
@@ -2717,7 +3984,76 @@
                 <w:color w:val="333333"/>
                 <w:sz w:val="20"/>
               </w:rPr>
-              <w:t>否</w:t>
+              <w:t>互避竞品</w:t>
+            </w:r>
+          </w:p>
+        </w:tc>
+        <w:tc>
+          <w:tcPr>
+            <w:tcW w:type="dxa" w:w="1338"/>
+            <w:shd w:val="clear" w:color="auto" w:fill="F5F7FA"/>
+            <w:vAlign w:val="center"/>
+          </w:tcPr>
+          <w:p>
+            <w:pPr>
+              <w:spacing w:before="80" w:after="80" w:line="276" w:lineRule="auto"/>
+              <w:jc w:val="center"/>
+            </w:pPr>
+            <w:r/>
+            <w:r>
+              <w:rPr>
+                <w:rFonts w:ascii="微软雅黑" w:hAnsi="微软雅黑" w:eastAsia="微软雅黑"/>
+                <w:b w:val="0"/>
+                <w:color w:val="333333"/>
+                <w:sz w:val="20"/>
+              </w:rPr>
+              <w:t>不限</w:t>
+            </w:r>
+          </w:p>
+        </w:tc>
+        <w:tc>
+          <w:tcPr>
+            <w:tcW w:type="dxa" w:w="1338"/>
+            <w:shd w:val="clear" w:color="auto" w:fill="F5F7FA"/>
+            <w:vAlign w:val="center"/>
+          </w:tcPr>
+          <w:p>
+            <w:pPr>
+              <w:spacing w:before="80" w:after="80" w:line="276" w:lineRule="auto"/>
+              <w:jc w:val="center"/>
+            </w:pPr>
+            <w:r/>
+            <w:r>
+              <w:rPr>
+                <w:rFonts w:ascii="微软雅黑" w:hAnsi="微软雅黑" w:eastAsia="微软雅黑"/>
+                <w:b w:val="0"/>
+                <w:color w:val="333333"/>
+                <w:sz w:val="20"/>
+              </w:rPr>
+              <w:t>不限</w:t>
+            </w:r>
+          </w:p>
+        </w:tc>
+        <w:tc>
+          <w:tcPr>
+            <w:tcW w:type="dxa" w:w="1360"/>
+            <w:shd w:val="clear" w:color="auto" w:fill="F5F7FA"/>
+            <w:vAlign w:val="center"/>
+          </w:tcPr>
+          <w:p>
+            <w:pPr>
+              <w:spacing w:before="80" w:after="80" w:line="276" w:lineRule="auto"/>
+              <w:jc w:val="center"/>
+            </w:pPr>
+            <w:r/>
+            <w:r>
+              <w:rPr>
+                <w:rFonts w:ascii="微软雅黑" w:hAnsi="微软雅黑" w:eastAsia="微软雅黑"/>
+                <w:b w:val="0"/>
+                <w:color w:val="333333"/>
+                <w:sz w:val="20"/>
+              </w:rPr>
+              <w:t>不限</w:t>
             </w:r>
           </w:p>
         </w:tc>
@@ -2738,7 +4074,7 @@
     </w:p>
     <w:p>
       <w:pPr>
-        <w:spacing w:before="120" w:after="160" w:line="324" w:lineRule="auto"/>
+        <w:spacing w:before="80" w:after="160" w:line="324" w:lineRule="auto"/>
       </w:pPr>
       <w:r>
         <w:rPr>
@@ -2747,11 +4083,26 @@
           <w:color w:val="666666"/>
           <w:sz w:val="21"/>
         </w:rPr>
-        <w:t>门票从本场对应票档中划出，不另外加座。前排票当前售价 999 元，中排票 699 元。赞助企业未使用的门票不折现、不转让给本场以外的活动。</w:t>
+        <w:t>门票从本场对应票档中划出，不另外加座。前排票当前售价 999 元，中排票 699 元，后排票 499 元。若六档全部确认，划出前排票 10 张、中排票 10 张、后排票 8 张。未确认的档位不预留空座。赞助企业未使用的门票不折现、不转让给本场以外的活动。</w:t>
       </w:r>
     </w:p>
     <w:p>
       <w:pPr>
+        <w:spacing w:before="40" w:after="160" w:line="324" w:lineRule="auto"/>
+      </w:pPr>
+      <w:r>
+        <w:rPr>
+          <w:rFonts w:ascii="微软雅黑" w:hAnsi="微软雅黑" w:eastAsia="微软雅黑"/>
+          <w:b w:val="0"/>
+          <w:color w:val="666666"/>
+          <w:sz w:val="21"/>
+        </w:rPr>
+        <w:t>首席支持同一行业只此一家。战略支持不与首席支持同行业。两家合作支持之间不接受直接竞品。品牌支持、鸣谢支持和友好支持不设同业限制。</w:t>
+      </w:r>
+    </w:p>
+    <w:p>
+      <w:pPr>
+        <w:keepNext/>
         <w:spacing w:before="320" w:after="160" w:line="324" w:lineRule="auto"/>
       </w:pPr>
       <w:r>
@@ -2873,7 +4224,7 @@
                 <w:color w:val="333333"/>
                 <w:sz w:val="20"/>
               </w:rPr>
-              <w:t>讲座信息下方，按首席、合作、鸣谢的顺序</w:t>
+              <w:t>讲座信息下方，按首席、战略、合作、品牌、鸣谢、友好的顺序</w:t>
             </w:r>
           </w:p>
         </w:tc>
@@ -3026,7 +4377,7 @@
                 <w:color w:val="333333"/>
                 <w:sz w:val="20"/>
               </w:rPr>
-              <w:t>主办双方名称，其下为赞助标识。泰隆银行以场地支持列明</w:t>
+              <w:t>主办双方名称，其下为赞助标识。场地确定后，场地支持单独列明</w:t>
             </w:r>
           </w:p>
         </w:tc>
@@ -3077,7 +4428,7 @@
                 <w:color w:val="333333"/>
                 <w:sz w:val="20"/>
               </w:rPr>
-              <w:t>鸣谢不超过 3 分钟。首席致辞不超过 60 秒</w:t>
+              <w:t>鸣谢不超过 3 分钟。首席致辞不超过 60 秒，战略支持单独念到名称</w:t>
             </w:r>
           </w:p>
         </w:tc>
@@ -3200,6 +4551,7 @@
     </w:p>
     <w:p>
       <w:pPr>
+        <w:keepNext/>
         <w:spacing w:before="320" w:after="160" w:line="324" w:lineRule="auto"/>
       </w:pPr>
       <w:r>
@@ -3289,6 +4641,23 @@
     </w:p>
     <w:p>
       <w:pPr>
+        <w:spacing w:before="20" w:after="60" w:line="312" w:lineRule="auto"/>
+        <w:ind w:left="283" w:hanging="227"/>
+      </w:pPr>
+      <w:r>
+        <w:rPr>
+          <w:rFonts w:ascii="微软雅黑" w:hAnsi="微软雅黑" w:eastAsia="微软雅黑"/>
+          <w:b w:val="0"/>
+          <w:color w:val="333333"/>
+          <w:sz w:val="22"/>
+        </w:rPr>
+        <w:t>●  不把赞助企业写成协办单位或联合主办。联合主办只有主办双方。</w:t>
+      </w:r>
+    </w:p>
+    <w:p>
+      <w:pPr>
+        <w:keepNext/>
+        <w:pageBreakBefore/>
         <w:spacing w:before="320" w:after="160" w:line="324" w:lineRule="auto"/>
       </w:pPr>
       <w:r>
@@ -3387,6 +4756,57 @@
                 <w:color w:val="333333"/>
                 <w:sz w:val="20"/>
               </w:rPr>
+              <w:t>场地确定后</w:t>
+            </w:r>
+          </w:p>
+        </w:tc>
+        <w:tc>
+          <w:tcPr>
+            <w:tcW w:type="dxa" w:w="7257"/>
+            <w:shd w:val="clear" w:color="auto" w:fill="FFFFFF"/>
+            <w:vAlign w:val="center"/>
+          </w:tcPr>
+          <w:p>
+            <w:pPr>
+              <w:spacing w:before="80" w:after="80" w:line="276" w:lineRule="auto"/>
+              <w:jc w:val="center"/>
+            </w:pPr>
+            <w:r/>
+            <w:r>
+              <w:rPr>
+                <w:rFonts w:ascii="微软雅黑" w:hAnsi="微软雅黑" w:eastAsia="微软雅黑"/>
+                <w:b w:val="0"/>
+                <w:color w:val="333333"/>
+                <w:sz w:val="20"/>
+              </w:rPr>
+              <w:t>把具体地点另行通知已确认的赞助企业和听众</w:t>
+            </w:r>
+          </w:p>
+        </w:tc>
+      </w:tr>
+      <w:tr>
+        <w:trPr>
+          <w:cantSplit/>
+        </w:trPr>
+        <w:tc>
+          <w:tcPr>
+            <w:tcW w:type="dxa" w:w="2041"/>
+            <w:shd w:val="clear" w:color="auto" w:fill="F5F7FA"/>
+            <w:vAlign w:val="center"/>
+          </w:tcPr>
+          <w:p>
+            <w:pPr>
+              <w:spacing w:before="80" w:after="80" w:line="276" w:lineRule="auto"/>
+              <w:jc w:val="left"/>
+            </w:pPr>
+            <w:r/>
+            <w:r>
+              <w:rPr>
+                <w:rFonts w:ascii="微软雅黑" w:hAnsi="微软雅黑" w:eastAsia="微软雅黑"/>
+                <w:b/>
+                <w:color w:val="333333"/>
+                <w:sz w:val="20"/>
+              </w:rPr>
               <w:t>10月22日</w:t>
             </w:r>
           </w:p>
@@ -3394,7 +4814,7 @@
         <w:tc>
           <w:tcPr>
             <w:tcW w:type="dxa" w:w="7257"/>
-            <w:shd w:val="clear" w:color="auto" w:fill="FFFFFF"/>
+            <w:shd w:val="clear" w:color="auto" w:fill="F5F7FA"/>
             <w:vAlign w:val="center"/>
           </w:tcPr>
           <w:p>
@@ -3422,7 +4842,7 @@
         <w:tc>
           <w:tcPr>
             <w:tcW w:type="dxa" w:w="2041"/>
-            <w:shd w:val="clear" w:color="auto" w:fill="F5F7FA"/>
+            <w:shd w:val="clear" w:color="auto" w:fill="FFFFFF"/>
             <w:vAlign w:val="center"/>
           </w:tcPr>
           <w:p>
@@ -3445,7 +4865,7 @@
         <w:tc>
           <w:tcPr>
             <w:tcW w:type="dxa" w:w="7257"/>
-            <w:shd w:val="clear" w:color="auto" w:fill="F5F7FA"/>
+            <w:shd w:val="clear" w:color="auto" w:fill="FFFFFF"/>
             <w:vAlign w:val="center"/>
           </w:tcPr>
           <w:p>
@@ -3473,7 +4893,7 @@
         <w:tc>
           <w:tcPr>
             <w:tcW w:type="dxa" w:w="2041"/>
-            <w:shd w:val="clear" w:color="auto" w:fill="FFFFFF"/>
+            <w:shd w:val="clear" w:color="auto" w:fill="F5F7FA"/>
             <w:vAlign w:val="center"/>
           </w:tcPr>
           <w:p>
@@ -3496,7 +4916,7 @@
         <w:tc>
           <w:tcPr>
             <w:tcW w:type="dxa" w:w="7257"/>
-            <w:shd w:val="clear" w:color="auto" w:fill="FFFFFF"/>
+            <w:shd w:val="clear" w:color="auto" w:fill="F5F7FA"/>
             <w:vAlign w:val="center"/>
           </w:tcPr>
           <w:p>
@@ -3524,7 +4944,7 @@
         <w:tc>
           <w:tcPr>
             <w:tcW w:type="dxa" w:w="2041"/>
-            <w:shd w:val="clear" w:color="auto" w:fill="F5F7FA"/>
+            <w:shd w:val="clear" w:color="auto" w:fill="FFFFFF"/>
             <w:vAlign w:val="center"/>
           </w:tcPr>
           <w:p>
@@ -3547,7 +4967,7 @@
         <w:tc>
           <w:tcPr>
             <w:tcW w:type="dxa" w:w="7257"/>
-            <w:shd w:val="clear" w:color="auto" w:fill="F5F7FA"/>
+            <w:shd w:val="clear" w:color="auto" w:fill="FFFFFF"/>
             <w:vAlign w:val="center"/>
           </w:tcPr>
           <w:p>
@@ -3575,7 +4995,7 @@
         <w:tc>
           <w:tcPr>
             <w:tcW w:type="dxa" w:w="2041"/>
-            <w:shd w:val="clear" w:color="auto" w:fill="FFFFFF"/>
+            <w:shd w:val="clear" w:color="auto" w:fill="F5F7FA"/>
             <w:vAlign w:val="center"/>
           </w:tcPr>
           <w:p>
@@ -3598,7 +5018,7 @@
         <w:tc>
           <w:tcPr>
             <w:tcW w:type="dxa" w:w="7257"/>
-            <w:shd w:val="clear" w:color="auto" w:fill="FFFFFF"/>
+            <w:shd w:val="clear" w:color="auto" w:fill="F5F7FA"/>
             <w:vAlign w:val="center"/>
           </w:tcPr>
           <w:p>
@@ -3644,11 +5064,13 @@
           <w:color w:val="666666"/>
           <w:sz w:val="21"/>
         </w:rPr>
-        <w:t>10月22日后仍可谈鸣谢支持，但不再保证出现在已送印的海报上，现场鸣谢和报名页仍然保留。</w:t>
+        <w:t>10月22日后仍可谈鸣谢支持和友好支持，但不再保证出现在已送印的海报上，现场鸣谢和报名页仍然保留。</w:t>
       </w:r>
     </w:p>
     <w:p>
       <w:pPr>
+        <w:keepNext/>
+        <w:pageBreakBefore/>
         <w:spacing w:before="320" w:after="160" w:line="324" w:lineRule="auto"/>
       </w:pPr>
       <w:r>
@@ -3796,8 +5218,10 @@
         <w:tc>
           <w:tcPr>
             <w:tcW w:type="dxa" w:w="2041"/>
+            <w:vMerge w:val="restart"/>
             <w:shd w:val="clear" w:color="auto" w:fill="F5F7FA"/>
             <w:vAlign w:val="center"/>
+            <w:shd w:val="clear" w:color="auto" w:fill="FFFFFF"/>
           </w:tcPr>
           <w:p>
             <w:pPr>
@@ -3809,7 +5233,7 @@
               <w:rPr>
                 <w:rFonts w:ascii="微软雅黑" w:hAnsi="微软雅黑" w:eastAsia="微软雅黑"/>
                 <w:b/>
-                <w:color w:val="333333"/>
+                <w:color w:val="1A3A5C"/>
                 <w:sz w:val="20"/>
               </w:rPr>
               <w:t>所选档位</w:t>
@@ -3835,7 +5259,243 @@
                 <w:color w:val="333333"/>
                 <w:sz w:val="20"/>
               </w:rPr>
-              <w:t>□ 首席支持 68,000 元　　□ 合作支持 38,000 元　　□ 鸣谢支持 18,000 元</w:t>
+              <w:t>□ 首席支持 68,000 元</w:t>
+            </w:r>
+          </w:p>
+        </w:tc>
+      </w:tr>
+      <w:tr>
+        <w:trPr>
+          <w:cantSplit/>
+        </w:trPr>
+        <w:tc>
+          <w:tcPr>
+            <w:tcW w:type="dxa" w:w="2041"/>
+            <w:vMerge/>
+            <w:shd w:val="clear" w:color="auto" w:fill="FFFFFF"/>
+            <w:vAlign w:val="center"/>
+          </w:tcPr>
+          <w:p/>
+        </w:tc>
+        <w:tc>
+          <w:tcPr>
+            <w:tcW w:type="dxa" w:w="7257"/>
+            <w:shd w:val="clear" w:color="auto" w:fill="FFFFFF"/>
+            <w:vAlign w:val="center"/>
+          </w:tcPr>
+          <w:p>
+            <w:pPr>
+              <w:spacing w:before="80" w:after="80" w:line="276" w:lineRule="auto"/>
+              <w:jc w:val="center"/>
+            </w:pPr>
+            <w:r/>
+            <w:r>
+              <w:rPr>
+                <w:rFonts w:ascii="微软雅黑" w:hAnsi="微软雅黑" w:eastAsia="微软雅黑"/>
+                <w:b w:val="0"/>
+                <w:color w:val="333333"/>
+                <w:sz w:val="20"/>
+              </w:rPr>
+              <w:t>□ 战略支持 48,000 元</w:t>
+            </w:r>
+          </w:p>
+        </w:tc>
+      </w:tr>
+      <w:tr>
+        <w:trPr>
+          <w:cantSplit/>
+        </w:trPr>
+        <w:tc>
+          <w:tcPr>
+            <w:tcW w:type="dxa" w:w="2041"/>
+            <w:vMerge/>
+            <w:shd w:val="clear" w:color="auto" w:fill="F5F7FA"/>
+            <w:vAlign w:val="center"/>
+          </w:tcPr>
+          <w:p/>
+        </w:tc>
+        <w:tc>
+          <w:tcPr>
+            <w:tcW w:type="dxa" w:w="7257"/>
+            <w:shd w:val="clear" w:color="auto" w:fill="F5F7FA"/>
+            <w:vAlign w:val="center"/>
+          </w:tcPr>
+          <w:p>
+            <w:pPr>
+              <w:spacing w:before="80" w:after="80" w:line="276" w:lineRule="auto"/>
+              <w:jc w:val="center"/>
+            </w:pPr>
+            <w:r/>
+            <w:r>
+              <w:rPr>
+                <w:rFonts w:ascii="微软雅黑" w:hAnsi="微软雅黑" w:eastAsia="微软雅黑"/>
+                <w:b w:val="0"/>
+                <w:color w:val="333333"/>
+                <w:sz w:val="20"/>
+              </w:rPr>
+              <w:t>□ 合作支持 38,000 元</w:t>
+            </w:r>
+          </w:p>
+        </w:tc>
+      </w:tr>
+      <w:tr>
+        <w:trPr>
+          <w:cantSplit/>
+        </w:trPr>
+        <w:tc>
+          <w:tcPr>
+            <w:tcW w:type="dxa" w:w="2041"/>
+            <w:vMerge/>
+            <w:shd w:val="clear" w:color="auto" w:fill="FFFFFF"/>
+            <w:vAlign w:val="center"/>
+          </w:tcPr>
+          <w:p/>
+        </w:tc>
+        <w:tc>
+          <w:tcPr>
+            <w:tcW w:type="dxa" w:w="7257"/>
+            <w:shd w:val="clear" w:color="auto" w:fill="FFFFFF"/>
+            <w:vAlign w:val="center"/>
+          </w:tcPr>
+          <w:p>
+            <w:pPr>
+              <w:spacing w:before="80" w:after="80" w:line="276" w:lineRule="auto"/>
+              <w:jc w:val="center"/>
+            </w:pPr>
+            <w:r/>
+            <w:r>
+              <w:rPr>
+                <w:rFonts w:ascii="微软雅黑" w:hAnsi="微软雅黑" w:eastAsia="微软雅黑"/>
+                <w:b w:val="0"/>
+                <w:color w:val="333333"/>
+                <w:sz w:val="20"/>
+              </w:rPr>
+              <w:t>□ 品牌支持 28,000 元</w:t>
+            </w:r>
+          </w:p>
+        </w:tc>
+      </w:tr>
+      <w:tr>
+        <w:trPr>
+          <w:cantSplit/>
+        </w:trPr>
+        <w:tc>
+          <w:tcPr>
+            <w:tcW w:type="dxa" w:w="2041"/>
+            <w:vMerge/>
+            <w:shd w:val="clear" w:color="auto" w:fill="F5F7FA"/>
+            <w:vAlign w:val="center"/>
+          </w:tcPr>
+          <w:p/>
+        </w:tc>
+        <w:tc>
+          <w:tcPr>
+            <w:tcW w:type="dxa" w:w="7257"/>
+            <w:shd w:val="clear" w:color="auto" w:fill="F5F7FA"/>
+            <w:vAlign w:val="center"/>
+          </w:tcPr>
+          <w:p>
+            <w:pPr>
+              <w:spacing w:before="80" w:after="80" w:line="276" w:lineRule="auto"/>
+              <w:jc w:val="center"/>
+            </w:pPr>
+            <w:r/>
+            <w:r>
+              <w:rPr>
+                <w:rFonts w:ascii="微软雅黑" w:hAnsi="微软雅黑" w:eastAsia="微软雅黑"/>
+                <w:b w:val="0"/>
+                <w:color w:val="333333"/>
+                <w:sz w:val="20"/>
+              </w:rPr>
+              <w:t>□ 鸣谢支持 18,000 元</w:t>
+            </w:r>
+          </w:p>
+        </w:tc>
+      </w:tr>
+      <w:tr>
+        <w:trPr>
+          <w:cantSplit/>
+        </w:trPr>
+        <w:tc>
+          <w:tcPr>
+            <w:tcW w:type="dxa" w:w="2041"/>
+            <w:vMerge/>
+            <w:shd w:val="clear" w:color="auto" w:fill="FFFFFF"/>
+            <w:vAlign w:val="center"/>
+          </w:tcPr>
+          <w:p/>
+        </w:tc>
+        <w:tc>
+          <w:tcPr>
+            <w:tcW w:type="dxa" w:w="7257"/>
+            <w:shd w:val="clear" w:color="auto" w:fill="FFFFFF"/>
+            <w:vAlign w:val="center"/>
+          </w:tcPr>
+          <w:p>
+            <w:pPr>
+              <w:spacing w:before="80" w:after="80" w:line="276" w:lineRule="auto"/>
+              <w:jc w:val="center"/>
+            </w:pPr>
+            <w:r/>
+            <w:r>
+              <w:rPr>
+                <w:rFonts w:ascii="微软雅黑" w:hAnsi="微软雅黑" w:eastAsia="微软雅黑"/>
+                <w:b w:val="0"/>
+                <w:color w:val="333333"/>
+                <w:sz w:val="20"/>
+              </w:rPr>
+              <w:t>□ 友好支持 9,800 元</w:t>
+            </w:r>
+          </w:p>
+        </w:tc>
+      </w:tr>
+      <w:tr>
+        <w:trPr>
+          <w:cantSplit/>
+        </w:trPr>
+        <w:tc>
+          <w:tcPr>
+            <w:tcW w:type="dxa" w:w="2041"/>
+            <w:shd w:val="clear" w:color="auto" w:fill="F5F7FA"/>
+            <w:vAlign w:val="center"/>
+          </w:tcPr>
+          <w:p>
+            <w:pPr>
+              <w:spacing w:before="80" w:after="80" w:line="276" w:lineRule="auto"/>
+              <w:jc w:val="left"/>
+            </w:pPr>
+            <w:r/>
+            <w:r>
+              <w:rPr>
+                <w:rFonts w:ascii="微软雅黑" w:hAnsi="微软雅黑" w:eastAsia="微软雅黑"/>
+                <w:b/>
+                <w:color w:val="333333"/>
+                <w:sz w:val="20"/>
+              </w:rPr>
+              <w:t>行业</w:t>
+            </w:r>
+          </w:p>
+        </w:tc>
+        <w:tc>
+          <w:tcPr>
+            <w:tcW w:type="dxa" w:w="7257"/>
+            <w:shd w:val="clear" w:color="auto" w:fill="F5F7FA"/>
+            <w:vAlign w:val="center"/>
+          </w:tcPr>
+          <w:p>
+            <w:pPr>
+              <w:spacing w:before="80" w:after="80" w:line="276" w:lineRule="auto"/>
+              <w:jc w:val="center"/>
+            </w:pPr>
+            <w:r/>
+            <w:r>
+              <w:rPr>
+                <w:rFonts w:ascii="微软雅黑" w:hAnsi="微软雅黑" w:eastAsia="微软雅黑"/>
+                <w:b w:val="0"/>
+                <w:color w:val="333333"/>
+                <w:sz w:val="20"/>
+              </w:rPr>
+              <w:t>用于判断是否与已确认企业构成直接竞品</w:t>
             </w:r>
           </w:p>
         </w:tc>
@@ -3863,7 +5523,7 @@
                 <w:color w:val="333333"/>
                 <w:sz w:val="20"/>
               </w:rPr>
-              <w:t>行业</w:t>
+              <w:t>对外名称</w:t>
             </w:r>
           </w:p>
         </w:tc>
@@ -3886,7 +5546,7 @@
                 <w:color w:val="333333"/>
                 <w:sz w:val="20"/>
               </w:rPr>
-              <w:t>用于判断是否与已确认企业构成直接竞品</w:t>
+              <w:t>印在报名页和现场鸣谢中的名称</w:t>
             </w:r>
           </w:p>
         </w:tc>
@@ -3914,7 +5574,7 @@
                 <w:color w:val="333333"/>
                 <w:sz w:val="20"/>
               </w:rPr>
-              <w:t>对外名称</w:t>
+              <w:t>出席人</w:t>
             </w:r>
           </w:p>
         </w:tc>
@@ -3937,7 +5597,7 @@
                 <w:color w:val="333333"/>
                 <w:sz w:val="20"/>
               </w:rPr>
-              <w:t>印在报名页和现场鸣谢中的名称</w:t>
+              <w:t>姓名、职务、手机。首席支持请注明致辞人</w:t>
             </w:r>
           </w:p>
         </w:tc>
@@ -3965,7 +5625,7 @@
                 <w:color w:val="333333"/>
                 <w:sz w:val="20"/>
               </w:rPr>
-              <w:t>出席人</w:t>
+              <w:t>发票抬头</w:t>
             </w:r>
           </w:p>
         </w:tc>
@@ -3988,7 +5648,7 @@
                 <w:color w:val="333333"/>
                 <w:sz w:val="20"/>
               </w:rPr>
-              <w:t>姓名、职务、手机。首席支持请注明致辞人</w:t>
+              <w:t>名称、税号</w:t>
             </w:r>
           </w:p>
         </w:tc>
@@ -4016,7 +5676,7 @@
                 <w:color w:val="333333"/>
                 <w:sz w:val="20"/>
               </w:rPr>
-              <w:t>发票抬头</w:t>
+              <w:t>授权人</w:t>
             </w:r>
           </w:p>
         </w:tc>
@@ -4024,57 +5684,6 @@
           <w:tcPr>
             <w:tcW w:type="dxa" w:w="7257"/>
             <w:shd w:val="clear" w:color="auto" w:fill="F5F7FA"/>
-            <w:vAlign w:val="center"/>
-          </w:tcPr>
-          <w:p>
-            <w:pPr>
-              <w:spacing w:before="80" w:after="80" w:line="276" w:lineRule="auto"/>
-              <w:jc w:val="center"/>
-            </w:pPr>
-            <w:r/>
-            <w:r>
-              <w:rPr>
-                <w:rFonts w:ascii="微软雅黑" w:hAnsi="微软雅黑" w:eastAsia="微软雅黑"/>
-                <w:b w:val="0"/>
-                <w:color w:val="333333"/>
-                <w:sz w:val="20"/>
-              </w:rPr>
-              <w:t>名称、税号</w:t>
-            </w:r>
-          </w:p>
-        </w:tc>
-      </w:tr>
-      <w:tr>
-        <w:trPr>
-          <w:cantSplit/>
-        </w:trPr>
-        <w:tc>
-          <w:tcPr>
-            <w:tcW w:type="dxa" w:w="2041"/>
-            <w:shd w:val="clear" w:color="auto" w:fill="FFFFFF"/>
-            <w:vAlign w:val="center"/>
-          </w:tcPr>
-          <w:p>
-            <w:pPr>
-              <w:spacing w:before="80" w:after="80" w:line="276" w:lineRule="auto"/>
-              <w:jc w:val="left"/>
-            </w:pPr>
-            <w:r/>
-            <w:r>
-              <w:rPr>
-                <w:rFonts w:ascii="微软雅黑" w:hAnsi="微软雅黑" w:eastAsia="微软雅黑"/>
-                <w:b/>
-                <w:color w:val="333333"/>
-                <w:sz w:val="20"/>
-              </w:rPr>
-              <w:t>授权人</w:t>
-            </w:r>
-          </w:p>
-        </w:tc>
-        <w:tc>
-          <w:tcPr>
-            <w:tcW w:type="dxa" w:w="7257"/>
-            <w:shd w:val="clear" w:color="auto" w:fill="FFFFFF"/>
             <w:vAlign w:val="center"/>
           </w:tcPr>
           <w:p>
@@ -4163,7 +5772,7 @@
           <w:color w:val="666666"/>
           <w:sz w:val="20"/>
         </w:rPr>
-        <w:t>本方案只用于赞助洽谈。票档或议程若调整，已确认企业的标识、鸣谢和门票数量不变。</w:t>
+        <w:t>本方案只用于赞助洽谈。场地确定后另行通知。票档或议程若调整，已确认企业的标识、鸣谢和门票数量不变。</w:t>
       </w:r>
     </w:p>
     <w:sectPr>
